--- a/ServiceNow Phasewise/5.Project Development Phase/Performance Testing/GenAI Functional & Performance Testing.docx
+++ b/ServiceNow Phasewise/5.Project Development Phase/Performance Testing/GenAI Functional & Performance Testing.docx
@@ -1,6 +1,6 @@
 
 <file path=word/document.xml><?xml version="1.0" encoding="utf-8"?>
-<w:document xmlns:mc="http://schemas.openxmlformats.org/markup-compatibility/2006" xmlns:ve="http://schemas.openxmlformats.org/markup-compatibility/2006" xmlns:o="urn:schemas-microsoft-com:office:office" xmlns:r="http://schemas.openxmlformats.org/officeDocument/2006/relationships" xmlns:m="http://schemas.openxmlformats.org/officeDocument/2006/math" xmlns:v="urn:schemas-microsoft-com:vml" xmlns:wp="http://schemas.openxmlformats.org/drawingml/2006/wordprocessingDrawing" xmlns:w10="urn:schemas-microsoft-com:office:word" xmlns:w="http://schemas.openxmlformats.org/wordprocessingml/2006/main" xmlns:wne="http://schemas.microsoft.com/office/word/2006/wordml" xmlns:a="http://schemas.openxmlformats.org/drawingml/2006/main" xmlns:pic="http://schemas.openxmlformats.org/drawingml/2006/picture" xmlns:wpg="http://schemas.microsoft.com/office/word/2010/wordprocessingGroup" xmlns:wps="http://schemas.microsoft.com/office/word/2010/wordprocessingShape" xmlns:w14="http://schemas.microsoft.com/office/word/2010/wordml" mc:Ignorable="w14" xml:space="preserve">
+<w:document xmlns:wpc="http://schemas.microsoft.com/office/word/2010/wordprocessingCanvas" xmlns:cx="http://schemas.microsoft.com/office/drawing/2014/chartex" xmlns:cx1="http://schemas.microsoft.com/office/drawing/2015/9/8/chartex" xmlns:cx2="http://schemas.microsoft.com/office/drawing/2015/10/21/chartex" xmlns:cx3="http://schemas.microsoft.com/office/drawing/2016/5/9/chartex" xmlns:cx4="http://schemas.microsoft.com/office/drawing/2016/5/10/chartex" xmlns:cx5="http://schemas.microsoft.com/office/drawing/2016/5/11/chartex" xmlns:cx6="http://schemas.microsoft.com/office/drawing/2016/5/12/chartex" xmlns:cx7="http://schemas.microsoft.com/office/drawing/2016/5/13/chartex" xmlns:cx8="http://schemas.microsoft.com/office/drawing/2016/5/14/chartex" xmlns:mc="http://schemas.openxmlformats.org/markup-compatibility/2006" xmlns:aink="http://schemas.microsoft.com/office/drawing/2016/ink" xmlns:am3d="http://schemas.microsoft.com/office/drawing/2017/model3d" xmlns:o="urn:schemas-microsoft-com:office:office" xmlns:oel="http://schemas.microsoft.com/office/2019/extlst" xmlns:r="http://schemas.openxmlformats.org/officeDocument/2006/relationships" xmlns:m="http://schemas.openxmlformats.org/officeDocument/2006/math" xmlns:v="urn:schemas-microsoft-com:vml" xmlns:wp14="http://schemas.microsoft.com/office/word/2010/wordprocessingDrawing" xmlns:wp="http://schemas.openxmlformats.org/drawingml/2006/wordprocessingDrawing" xmlns:w10="urn:schemas-microsoft-com:office:word" xmlns:w="http://schemas.openxmlformats.org/wordprocessingml/2006/main" xmlns:w14="http://schemas.microsoft.com/office/word/2010/wordml" xmlns:w15="http://schemas.microsoft.com/office/word/2012/wordml" xmlns:w16cex="http://schemas.microsoft.com/office/word/2018/wordml/cex" xmlns:w16cid="http://schemas.microsoft.com/office/word/2016/wordml/cid" xmlns:w16="http://schemas.microsoft.com/office/word/2018/wordml" xmlns:w16du="http://schemas.microsoft.com/office/word/2023/wordml/word16du" xmlns:w16sdtdh="http://schemas.microsoft.com/office/word/2020/wordml/sdtdatahash" xmlns:w16sdtfl="http://schemas.microsoft.com/office/word/2024/wordml/sdtformatlock" xmlns:w16se="http://schemas.microsoft.com/office/word/2015/wordml/symex" xmlns:wpg="http://schemas.microsoft.com/office/word/2010/wordprocessingGroup" xmlns:wpi="http://schemas.microsoft.com/office/word/2010/wordprocessingInk" xmlns:wne="http://schemas.microsoft.com/office/word/2006/wordml" xmlns:wps="http://schemas.microsoft.com/office/word/2010/wordprocessingShape" mc:Ignorable="w14 w15 w16se w16cid w16 w16cex w16sdtdh w16sdtfl w16du wp14">
   <w:body>
     <w:p>
       <w:pPr>
@@ -9,52 +9,43 @@
         <w:ind w:right="359"/>
         <w:jc w:val="center"/>
       </w:pPr>
-      <w:bookmarkStart w:name="Functional &amp; Performance Testing Templat" w:id="1"/>
-      <w:bookmarkEnd w:id="1"/>
+      <w:bookmarkStart w:id="0" w:name="Functional_&amp;_Performance_Testing_Templat"/>
+      <w:bookmarkEnd w:id="0"/>
       <w:r>
-        <w:rPr>
-          <w:b w:val="0"/>
-        </w:rPr>
-      </w:r>
-      <w:r>
-        <w:rPr/>
         <w:t>Functional</w:t>
       </w:r>
       <w:r>
         <w:rPr>
           <w:spacing w:val="-6"/>
         </w:rPr>
-        <w:t> </w:t>
+        <w:t xml:space="preserve"> </w:t>
       </w:r>
       <w:r>
-        <w:rPr/>
         <w:t>&amp;</w:t>
       </w:r>
       <w:r>
         <w:rPr>
           <w:spacing w:val="-3"/>
         </w:rPr>
-        <w:t> </w:t>
+        <w:t xml:space="preserve"> </w:t>
       </w:r>
       <w:r>
-        <w:rPr/>
         <w:t>Performance</w:t>
       </w:r>
       <w:r>
         <w:rPr>
           <w:spacing w:val="-4"/>
         </w:rPr>
-        <w:t> </w:t>
+        <w:t xml:space="preserve"> </w:t>
       </w:r>
       <w:r>
-        <w:rPr/>
         <w:t>Testing</w:t>
       </w:r>
       <w:r>
         <w:rPr>
           <w:spacing w:val="-5"/>
         </w:rPr>
-        <w:t> </w:t>
+        <w:t xml:space="preserve"> </w:t>
       </w:r>
       <w:r>
         <w:rPr>
@@ -84,7 +75,7 @@
           <w:rFonts w:ascii="Calibri"/>
           <w:spacing w:val="-1"/>
         </w:rPr>
-        <w:t> </w:t>
+        <w:t xml:space="preserve"> </w:t>
       </w:r>
       <w:r>
         <w:rPr>
@@ -97,7 +88,7 @@
           <w:rFonts w:ascii="Calibri"/>
           <w:spacing w:val="-1"/>
         </w:rPr>
-        <w:t> </w:t>
+        <w:t xml:space="preserve"> </w:t>
       </w:r>
       <w:r>
         <w:rPr>
@@ -120,7 +111,6 @@
     <w:tbl>
       <w:tblPr>
         <w:tblW w:w="0" w:type="auto"/>
-        <w:jc w:val="left"/>
         <w:tblInd w:w="10" w:type="dxa"/>
         <w:tblBorders>
           <w:top w:val="single" w:sz="4" w:space="0" w:color="000000"/>
@@ -132,12 +122,10 @@
         </w:tblBorders>
         <w:tblLayout w:type="fixed"/>
         <w:tblCellMar>
-          <w:top w:w="0" w:type="dxa"/>
           <w:left w:w="0" w:type="dxa"/>
-          <w:bottom w:w="0" w:type="dxa"/>
           <w:right w:w="0" w:type="dxa"/>
         </w:tblCellMar>
-        <w:tblLook w:val="01E0"/>
+        <w:tblLook w:val="01E0" w:firstRow="1" w:lastRow="1" w:firstColumn="1" w:lastColumn="1" w:noHBand="0" w:noVBand="0"/>
       </w:tblPr>
       <w:tblGrid>
         <w:gridCol w:w="4512"/>
@@ -145,7 +133,7 @@
       </w:tblGrid>
       <w:tr>
         <w:trPr>
-          <w:trHeight w:val="265" w:hRule="atLeast"/>
+          <w:trHeight w:val="265"/>
         </w:trPr>
         <w:tc>
           <w:tcPr>
@@ -158,14 +146,12 @@
               <w:ind w:left="110"/>
               <w:rPr>
                 <w:rFonts w:ascii="Calibri"/>
-                <w:sz w:val="22"/>
               </w:rPr>
             </w:pPr>
             <w:r>
               <w:rPr>
                 <w:rFonts w:ascii="Calibri"/>
                 <w:spacing w:val="-4"/>
-                <w:sz w:val="22"/>
               </w:rPr>
               <w:t>Date</w:t>
             </w:r>
@@ -183,12 +169,35 @@
                 <w:sz w:val="18"/>
               </w:rPr>
             </w:pPr>
+            <w:r>
+              <w:rPr>
+                <w:rFonts w:ascii="Times New Roman"/>
+                <w:sz w:val="18"/>
+              </w:rPr>
+              <w:t xml:space="preserve">3 </w:t>
+            </w:r>
+            <w:proofErr w:type="spellStart"/>
+            <w:r>
+              <w:rPr>
+                <w:rFonts w:ascii="Times New Roman"/>
+                <w:sz w:val="18"/>
+              </w:rPr>
+              <w:t>october</w:t>
+            </w:r>
+            <w:proofErr w:type="spellEnd"/>
+            <w:r>
+              <w:rPr>
+                <w:rFonts w:ascii="Times New Roman"/>
+                <w:sz w:val="18"/>
+              </w:rPr>
+              <w:t xml:space="preserve"> 2026</w:t>
+            </w:r>
           </w:p>
         </w:tc>
       </w:tr>
       <w:tr>
         <w:trPr>
-          <w:trHeight w:val="270" w:hRule="atLeast"/>
+          <w:trHeight w:val="270"/>
         </w:trPr>
         <w:tc>
           <w:tcPr>
@@ -201,13 +210,11 @@
               <w:ind w:left="110"/>
               <w:rPr>
                 <w:rFonts w:ascii="Calibri"/>
-                <w:sz w:val="22"/>
               </w:rPr>
             </w:pPr>
             <w:r>
               <w:rPr>
                 <w:rFonts w:ascii="Calibri"/>
-                <w:sz w:val="22"/>
               </w:rPr>
               <w:t>Team</w:t>
             </w:r>
@@ -215,15 +222,13 @@
               <w:rPr>
                 <w:rFonts w:ascii="Calibri"/>
                 <w:spacing w:val="-4"/>
-                <w:sz w:val="22"/>
-              </w:rPr>
-              <w:t> </w:t>
+              </w:rPr>
+              <w:t xml:space="preserve"> </w:t>
             </w:r>
             <w:r>
               <w:rPr>
                 <w:rFonts w:ascii="Calibri"/>
                 <w:spacing w:val="-5"/>
-                <w:sz w:val="22"/>
               </w:rPr>
               <w:t>ID</w:t>
             </w:r>
@@ -240,23 +245,21 @@
               <w:ind w:left="105"/>
               <w:rPr>
                 <w:rFonts w:ascii="Calibri"/>
-                <w:sz w:val="22"/>
               </w:rPr>
             </w:pPr>
             <w:r>
               <w:rPr>
                 <w:rFonts w:ascii="Calibri"/>
                 <w:spacing w:val="-2"/>
-                <w:sz w:val="22"/>
-              </w:rPr>
-              <w:t>6ab8b3c5c23107aaaa72d06e</w:t>
+              </w:rPr>
+              <w:t>SWTID-2026-6064</w:t>
             </w:r>
           </w:p>
         </w:tc>
       </w:tr>
       <w:tr>
         <w:trPr>
-          <w:trHeight w:val="805" w:hRule="atLeast"/>
+          <w:trHeight w:val="805"/>
         </w:trPr>
         <w:tc>
           <w:tcPr>
@@ -268,13 +271,11 @@
               <w:ind w:left="110"/>
               <w:rPr>
                 <w:rFonts w:ascii="Calibri"/>
-                <w:sz w:val="22"/>
               </w:rPr>
             </w:pPr>
             <w:r>
               <w:rPr>
                 <w:rFonts w:ascii="Calibri"/>
-                <w:sz w:val="22"/>
               </w:rPr>
               <w:t>Project</w:t>
             </w:r>
@@ -282,15 +283,13 @@
               <w:rPr>
                 <w:rFonts w:ascii="Calibri"/>
                 <w:spacing w:val="1"/>
-                <w:sz w:val="22"/>
-              </w:rPr>
-              <w:t> </w:t>
+              </w:rPr>
+              <w:t xml:space="preserve"> </w:t>
             </w:r>
             <w:r>
               <w:rPr>
                 <w:rFonts w:ascii="Calibri"/>
                 <w:spacing w:val="-4"/>
-                <w:sz w:val="22"/>
               </w:rPr>
               <w:t>Name</w:t>
             </w:r>
@@ -307,13 +306,11 @@
               <w:ind w:left="105"/>
               <w:rPr>
                 <w:rFonts w:ascii="Calibri"/>
-                <w:sz w:val="22"/>
               </w:rPr>
             </w:pPr>
             <w:r>
               <w:rPr>
                 <w:rFonts w:ascii="Calibri"/>
-                <w:sz w:val="22"/>
               </w:rPr>
               <w:t>Project - Streamlining IT Procurement: Automating</w:t>
             </w:r>
@@ -321,14 +318,12 @@
               <w:rPr>
                 <w:rFonts w:ascii="Calibri"/>
                 <w:spacing w:val="-8"/>
-                <w:sz w:val="22"/>
-              </w:rPr>
-              <w:t> </w:t>
+              </w:rPr>
+              <w:t xml:space="preserve"> </w:t>
             </w:r>
             <w:r>
               <w:rPr>
                 <w:rFonts w:ascii="Calibri"/>
-                <w:sz w:val="22"/>
               </w:rPr>
               <w:t>Standard</w:t>
             </w:r>
@@ -336,14 +331,12 @@
               <w:rPr>
                 <w:rFonts w:ascii="Calibri"/>
                 <w:spacing w:val="-9"/>
-                <w:sz w:val="22"/>
-              </w:rPr>
-              <w:t> </w:t>
+              </w:rPr>
+              <w:t xml:space="preserve"> </w:t>
             </w:r>
             <w:r>
               <w:rPr>
                 <w:rFonts w:ascii="Calibri"/>
-                <w:sz w:val="22"/>
               </w:rPr>
               <w:t>Laptop</w:t>
             </w:r>
@@ -351,14 +344,12 @@
               <w:rPr>
                 <w:rFonts w:ascii="Calibri"/>
                 <w:spacing w:val="-9"/>
-                <w:sz w:val="22"/>
-              </w:rPr>
-              <w:t> </w:t>
+              </w:rPr>
+              <w:t xml:space="preserve"> </w:t>
             </w:r>
             <w:r>
               <w:rPr>
                 <w:rFonts w:ascii="Calibri"/>
-                <w:sz w:val="22"/>
               </w:rPr>
               <w:t>Orders</w:t>
             </w:r>
@@ -366,14 +357,12 @@
               <w:rPr>
                 <w:rFonts w:ascii="Calibri"/>
                 <w:spacing w:val="-10"/>
-                <w:sz w:val="22"/>
-              </w:rPr>
-              <w:t> </w:t>
+              </w:rPr>
+              <w:t xml:space="preserve"> </w:t>
             </w:r>
             <w:r>
               <w:rPr>
                 <w:rFonts w:ascii="Calibri"/>
-                <w:sz w:val="22"/>
               </w:rPr>
               <w:t>with</w:t>
             </w:r>
@@ -381,14 +370,12 @@
               <w:rPr>
                 <w:rFonts w:ascii="Calibri"/>
                 <w:spacing w:val="-9"/>
-                <w:sz w:val="22"/>
-              </w:rPr>
-              <w:t> </w:t>
+              </w:rPr>
+              <w:t xml:space="preserve"> </w:t>
             </w:r>
             <w:r>
               <w:rPr>
                 <w:rFonts w:ascii="Calibri"/>
-                <w:sz w:val="22"/>
               </w:rPr>
               <w:t>Flow</w:t>
             </w:r>
@@ -400,14 +387,12 @@
               <w:ind w:left="105"/>
               <w:rPr>
                 <w:rFonts w:ascii="Calibri"/>
-                <w:sz w:val="22"/>
               </w:rPr>
             </w:pPr>
             <w:r>
               <w:rPr>
                 <w:rFonts w:ascii="Calibri"/>
                 <w:spacing w:val="-2"/>
-                <w:sz w:val="22"/>
               </w:rPr>
               <w:t>Designer</w:t>
             </w:r>
@@ -416,7 +401,7 @@
       </w:tr>
       <w:tr>
         <w:trPr>
-          <w:trHeight w:val="270" w:hRule="atLeast"/>
+          <w:trHeight w:val="270"/>
         </w:trPr>
         <w:tc>
           <w:tcPr>
@@ -429,13 +414,11 @@
               <w:ind w:left="110"/>
               <w:rPr>
                 <w:rFonts w:ascii="Calibri"/>
-                <w:sz w:val="22"/>
               </w:rPr>
             </w:pPr>
             <w:r>
               <w:rPr>
                 <w:rFonts w:ascii="Calibri"/>
-                <w:sz w:val="22"/>
               </w:rPr>
               <w:t>Maximum</w:t>
             </w:r>
@@ -443,15 +426,13 @@
               <w:rPr>
                 <w:rFonts w:ascii="Calibri"/>
                 <w:spacing w:val="-4"/>
-                <w:sz w:val="22"/>
-              </w:rPr>
-              <w:t> </w:t>
+              </w:rPr>
+              <w:t xml:space="preserve"> </w:t>
             </w:r>
             <w:r>
               <w:rPr>
                 <w:rFonts w:ascii="Calibri"/>
                 <w:spacing w:val="-2"/>
-                <w:sz w:val="22"/>
               </w:rPr>
               <w:t>Marks</w:t>
             </w:r>
@@ -493,19 +474,14 @@
     <w:p>
       <w:pPr>
         <w:spacing w:before="1"/>
-        <w:ind w:left="0" w:right="0" w:firstLine="0"/>
-        <w:jc w:val="left"/>
         <w:rPr>
           <w:rFonts w:ascii="Arial"/>
           <w:b/>
           <w:sz w:val="20"/>
         </w:rPr>
       </w:pPr>
-      <w:bookmarkStart w:name="Test Scenarios &amp; Results" w:id="2"/>
-      <w:bookmarkEnd w:id="2"/>
-      <w:r>
-        <w:rPr/>
-      </w:r>
+      <w:bookmarkStart w:id="1" w:name="Test_Scenarios_&amp;_Results"/>
+      <w:bookmarkEnd w:id="1"/>
       <w:r>
         <w:rPr>
           <w:rFonts w:ascii="Arial"/>
@@ -521,7 +497,7 @@
           <w:spacing w:val="-5"/>
           <w:sz w:val="20"/>
         </w:rPr>
-        <w:t> </w:t>
+        <w:t xml:space="preserve"> </w:t>
       </w:r>
       <w:r>
         <w:rPr>
@@ -538,7 +514,7 @@
           <w:spacing w:val="-5"/>
           <w:sz w:val="20"/>
         </w:rPr>
-        <w:t> </w:t>
+        <w:t xml:space="preserve"> </w:t>
       </w:r>
       <w:r>
         <w:rPr>
@@ -555,7 +531,7 @@
           <w:spacing w:val="-3"/>
           <w:sz w:val="20"/>
         </w:rPr>
-        <w:t> </w:t>
+        <w:t xml:space="preserve"> </w:t>
       </w:r>
       <w:r>
         <w:rPr>
@@ -579,7 +555,6 @@
     <w:tbl>
       <w:tblPr>
         <w:tblW w:w="0" w:type="auto"/>
-        <w:jc w:val="left"/>
         <w:tblInd w:w="15" w:type="dxa"/>
         <w:tblBorders>
           <w:top w:val="single" w:sz="6" w:space="0" w:color="000000"/>
@@ -591,12 +566,10 @@
         </w:tblBorders>
         <w:tblLayout w:type="fixed"/>
         <w:tblCellMar>
-          <w:top w:w="0" w:type="dxa"/>
           <w:left w:w="0" w:type="dxa"/>
-          <w:bottom w:w="0" w:type="dxa"/>
           <w:right w:w="0" w:type="dxa"/>
         </w:tblCellMar>
-        <w:tblLook w:val="01E0"/>
+        <w:tblLook w:val="01E0" w:firstRow="1" w:lastRow="1" w:firstColumn="1" w:lastColumn="1" w:noHBand="0" w:noVBand="0"/>
       </w:tblPr>
       <w:tblGrid>
         <w:gridCol w:w="865"/>
@@ -608,7 +581,7 @@
       </w:tblGrid>
       <w:tr>
         <w:trPr>
-          <w:trHeight w:val="1135" w:hRule="atLeast"/>
+          <w:trHeight w:val="1135"/>
         </w:trPr>
         <w:tc>
           <w:tcPr>
@@ -617,13 +590,12 @@
           <w:p>
             <w:pPr>
               <w:pStyle w:val="TableParagraph"/>
-              <w:spacing w:line="278" w:lineRule="auto" w:before="218"/>
+              <w:spacing w:before="218" w:line="278" w:lineRule="auto"/>
               <w:ind w:left="172" w:right="148" w:hanging="4"/>
               <w:jc w:val="center"/>
               <w:rPr>
                 <w:rFonts w:ascii="Arial"/>
                 <w:b/>
-                <w:sz w:val="22"/>
               </w:rPr>
             </w:pPr>
             <w:r>
@@ -631,16 +603,14 @@
                 <w:rFonts w:ascii="Arial"/>
                 <w:b/>
                 <w:spacing w:val="-4"/>
-                <w:sz w:val="22"/>
-              </w:rPr>
-              <w:t>Test Case </w:t>
+              </w:rPr>
+              <w:t xml:space="preserve">Test Case </w:t>
             </w:r>
             <w:r>
               <w:rPr>
                 <w:rFonts w:ascii="Arial"/>
                 <w:b/>
                 <w:spacing w:val="-6"/>
-                <w:sz w:val="22"/>
               </w:rPr>
               <w:t>ID</w:t>
             </w:r>
@@ -656,7 +626,6 @@
               <w:rPr>
                 <w:rFonts w:ascii="Arial"/>
                 <w:b/>
-                <w:sz w:val="22"/>
               </w:rPr>
             </w:pPr>
           </w:p>
@@ -667,7 +636,6 @@
               <w:rPr>
                 <w:rFonts w:ascii="Arial"/>
                 <w:b/>
-                <w:sz w:val="22"/>
               </w:rPr>
             </w:pPr>
           </w:p>
@@ -679,14 +647,12 @@
               <w:rPr>
                 <w:rFonts w:ascii="Arial"/>
                 <w:b/>
-                <w:sz w:val="22"/>
-              </w:rPr>
-            </w:pPr>
-            <w:r>
-              <w:rPr>
-                <w:rFonts w:ascii="Arial"/>
-                <w:b/>
-                <w:sz w:val="22"/>
+              </w:rPr>
+            </w:pPr>
+            <w:r>
+              <w:rPr>
+                <w:rFonts w:ascii="Arial"/>
+                <w:b/>
               </w:rPr>
               <w:t>Scenario</w:t>
             </w:r>
@@ -695,15 +661,13 @@
                 <w:rFonts w:ascii="Arial"/>
                 <w:b/>
                 <w:spacing w:val="-16"/>
-                <w:sz w:val="22"/>
-              </w:rPr>
-              <w:t> </w:t>
-            </w:r>
-            <w:r>
-              <w:rPr>
-                <w:rFonts w:ascii="Arial"/>
-                <w:b/>
-                <w:sz w:val="22"/>
+              </w:rPr>
+              <w:t xml:space="preserve"> </w:t>
+            </w:r>
+            <w:r>
+              <w:rPr>
+                <w:rFonts w:ascii="Arial"/>
+                <w:b/>
               </w:rPr>
               <w:t>(What</w:t>
             </w:r>
@@ -712,24 +676,21 @@
                 <w:rFonts w:ascii="Arial"/>
                 <w:b/>
                 <w:spacing w:val="-15"/>
-                <w:sz w:val="22"/>
-              </w:rPr>
-              <w:t> </w:t>
-            </w:r>
-            <w:r>
-              <w:rPr>
-                <w:rFonts w:ascii="Arial"/>
-                <w:b/>
-                <w:sz w:val="22"/>
-              </w:rPr>
-              <w:t>to </w:t>
+              </w:rPr>
+              <w:t xml:space="preserve"> </w:t>
+            </w:r>
+            <w:r>
+              <w:rPr>
+                <w:rFonts w:ascii="Arial"/>
+                <w:b/>
+              </w:rPr>
+              <w:t xml:space="preserve">to </w:t>
             </w:r>
             <w:r>
               <w:rPr>
                 <w:rFonts w:ascii="Arial"/>
                 <w:b/>
                 <w:spacing w:val="-2"/>
-                <w:sz w:val="22"/>
               </w:rPr>
               <w:t>test)</w:t>
             </w:r>
@@ -745,7 +706,6 @@
               <w:rPr>
                 <w:rFonts w:ascii="Arial"/>
                 <w:b/>
-                <w:sz w:val="22"/>
               </w:rPr>
             </w:pPr>
           </w:p>
@@ -756,7 +716,6 @@
               <w:rPr>
                 <w:rFonts w:ascii="Arial"/>
                 <w:b/>
-                <w:sz w:val="22"/>
               </w:rPr>
             </w:pPr>
           </w:p>
@@ -768,14 +727,12 @@
               <w:rPr>
                 <w:rFonts w:ascii="Arial"/>
                 <w:b/>
-                <w:sz w:val="22"/>
-              </w:rPr>
-            </w:pPr>
-            <w:r>
-              <w:rPr>
-                <w:rFonts w:ascii="Arial"/>
-                <w:b/>
-                <w:sz w:val="22"/>
+              </w:rPr>
+            </w:pPr>
+            <w:r>
+              <w:rPr>
+                <w:rFonts w:ascii="Arial"/>
+                <w:b/>
               </w:rPr>
               <w:t>Test</w:t>
             </w:r>
@@ -784,15 +741,13 @@
                 <w:rFonts w:ascii="Arial"/>
                 <w:b/>
                 <w:spacing w:val="-16"/>
-                <w:sz w:val="22"/>
-              </w:rPr>
-              <w:t> </w:t>
-            </w:r>
-            <w:r>
-              <w:rPr>
-                <w:rFonts w:ascii="Arial"/>
-                <w:b/>
-                <w:sz w:val="22"/>
+              </w:rPr>
+              <w:t xml:space="preserve"> </w:t>
+            </w:r>
+            <w:r>
+              <w:rPr>
+                <w:rFonts w:ascii="Arial"/>
+                <w:b/>
               </w:rPr>
               <w:t>Steps</w:t>
             </w:r>
@@ -801,15 +756,13 @@
                 <w:rFonts w:ascii="Arial"/>
                 <w:b/>
                 <w:spacing w:val="-15"/>
-                <w:sz w:val="22"/>
-              </w:rPr>
-              <w:t> </w:t>
-            </w:r>
-            <w:r>
-              <w:rPr>
-                <w:rFonts w:ascii="Arial"/>
-                <w:b/>
-                <w:sz w:val="22"/>
+              </w:rPr>
+              <w:t xml:space="preserve"> </w:t>
+            </w:r>
+            <w:r>
+              <w:rPr>
+                <w:rFonts w:ascii="Arial"/>
+                <w:b/>
               </w:rPr>
               <w:t>(How to test)</w:t>
             </w:r>
@@ -825,17 +778,15 @@
               <w:rPr>
                 <w:rFonts w:ascii="Arial"/>
                 <w:b/>
-                <w:sz w:val="22"/>
-              </w:rPr>
-            </w:pPr>
-          </w:p>
-          <w:p>
-            <w:pPr>
-              <w:pStyle w:val="TableParagraph"/>
-              <w:rPr>
-                <w:rFonts w:ascii="Arial"/>
-                <w:b/>
-                <w:sz w:val="22"/>
+              </w:rPr>
+            </w:pPr>
+          </w:p>
+          <w:p>
+            <w:pPr>
+              <w:pStyle w:val="TableParagraph"/>
+              <w:rPr>
+                <w:rFonts w:ascii="Arial"/>
+                <w:b/>
               </w:rPr>
             </w:pPr>
           </w:p>
@@ -846,7 +797,6 @@
               <w:rPr>
                 <w:rFonts w:ascii="Arial"/>
                 <w:b/>
-                <w:sz w:val="22"/>
               </w:rPr>
             </w:pPr>
           </w:p>
@@ -857,14 +807,12 @@
               <w:rPr>
                 <w:rFonts w:ascii="Arial"/>
                 <w:b/>
-                <w:sz w:val="22"/>
-              </w:rPr>
-            </w:pPr>
-            <w:r>
-              <w:rPr>
-                <w:rFonts w:ascii="Arial"/>
-                <w:b/>
-                <w:sz w:val="22"/>
+              </w:rPr>
+            </w:pPr>
+            <w:r>
+              <w:rPr>
+                <w:rFonts w:ascii="Arial"/>
+                <w:b/>
               </w:rPr>
               <w:t>Expected</w:t>
             </w:r>
@@ -873,16 +821,14 @@
                 <w:rFonts w:ascii="Arial"/>
                 <w:b/>
                 <w:spacing w:val="2"/>
-                <w:sz w:val="22"/>
-              </w:rPr>
-              <w:t> </w:t>
+              </w:rPr>
+              <w:t xml:space="preserve"> </w:t>
             </w:r>
             <w:r>
               <w:rPr>
                 <w:rFonts w:ascii="Arial"/>
                 <w:b/>
                 <w:spacing w:val="-2"/>
-                <w:sz w:val="22"/>
               </w:rPr>
               <w:t>Result</w:t>
             </w:r>
@@ -898,7 +844,6 @@
               <w:rPr>
                 <w:rFonts w:ascii="Arial"/>
                 <w:b/>
-                <w:sz w:val="22"/>
               </w:rPr>
             </w:pPr>
           </w:p>
@@ -909,7 +854,6 @@
               <w:rPr>
                 <w:rFonts w:ascii="Arial"/>
                 <w:b/>
-                <w:sz w:val="22"/>
               </w:rPr>
             </w:pPr>
           </w:p>
@@ -921,7 +865,6 @@
               <w:rPr>
                 <w:rFonts w:ascii="Arial"/>
                 <w:b/>
-                <w:sz w:val="22"/>
               </w:rPr>
             </w:pPr>
             <w:r>
@@ -929,7 +872,6 @@
                 <w:rFonts w:ascii="Arial"/>
                 <w:b/>
                 <w:spacing w:val="-2"/>
-                <w:sz w:val="22"/>
               </w:rPr>
               <w:t>Actual Result</w:t>
             </w:r>
@@ -945,17 +887,15 @@
               <w:rPr>
                 <w:rFonts w:ascii="Arial"/>
                 <w:b/>
-                <w:sz w:val="22"/>
-              </w:rPr>
-            </w:pPr>
-          </w:p>
-          <w:p>
-            <w:pPr>
-              <w:pStyle w:val="TableParagraph"/>
-              <w:rPr>
-                <w:rFonts w:ascii="Arial"/>
-                <w:b/>
-                <w:sz w:val="22"/>
+              </w:rPr>
+            </w:pPr>
+          </w:p>
+          <w:p>
+            <w:pPr>
+              <w:pStyle w:val="TableParagraph"/>
+              <w:rPr>
+                <w:rFonts w:ascii="Arial"/>
+                <w:b/>
               </w:rPr>
             </w:pPr>
           </w:p>
@@ -966,7 +906,6 @@
               <w:rPr>
                 <w:rFonts w:ascii="Arial"/>
                 <w:b/>
-                <w:sz w:val="22"/>
               </w:rPr>
             </w:pPr>
           </w:p>
@@ -977,7 +916,6 @@
               <w:rPr>
                 <w:rFonts w:ascii="Arial"/>
                 <w:b/>
-                <w:sz w:val="22"/>
               </w:rPr>
             </w:pPr>
             <w:r>
@@ -985,7 +923,6 @@
                 <w:rFonts w:ascii="Arial"/>
                 <w:b/>
                 <w:spacing w:val="-2"/>
-                <w:sz w:val="22"/>
               </w:rPr>
               <w:t>Pass/Fail</w:t>
             </w:r>
@@ -994,7 +931,7 @@
       </w:tr>
       <w:tr>
         <w:trPr>
-          <w:trHeight w:val="2445" w:hRule="atLeast"/>
+          <w:trHeight w:val="2445"/>
         </w:trPr>
         <w:tc>
           <w:tcPr>
@@ -1006,67 +943,60 @@
               <w:rPr>
                 <w:rFonts w:ascii="Arial"/>
                 <w:b/>
-                <w:sz w:val="22"/>
-              </w:rPr>
-            </w:pPr>
-          </w:p>
-          <w:p>
-            <w:pPr>
-              <w:pStyle w:val="TableParagraph"/>
-              <w:rPr>
-                <w:rFonts w:ascii="Arial"/>
-                <w:b/>
-                <w:sz w:val="22"/>
-              </w:rPr>
-            </w:pPr>
-          </w:p>
-          <w:p>
-            <w:pPr>
-              <w:pStyle w:val="TableParagraph"/>
-              <w:rPr>
-                <w:rFonts w:ascii="Arial"/>
-                <w:b/>
-                <w:sz w:val="22"/>
-              </w:rPr>
-            </w:pPr>
-          </w:p>
-          <w:p>
-            <w:pPr>
-              <w:pStyle w:val="TableParagraph"/>
-              <w:rPr>
-                <w:rFonts w:ascii="Arial"/>
-                <w:b/>
-                <w:sz w:val="22"/>
-              </w:rPr>
-            </w:pPr>
-          </w:p>
-          <w:p>
-            <w:pPr>
-              <w:pStyle w:val="TableParagraph"/>
-              <w:rPr>
-                <w:rFonts w:ascii="Arial"/>
-                <w:b/>
-                <w:sz w:val="22"/>
-              </w:rPr>
-            </w:pPr>
-          </w:p>
-          <w:p>
-            <w:pPr>
-              <w:pStyle w:val="TableParagraph"/>
-              <w:rPr>
-                <w:rFonts w:ascii="Arial"/>
-                <w:b/>
-                <w:sz w:val="22"/>
-              </w:rPr>
-            </w:pPr>
-          </w:p>
-          <w:p>
-            <w:pPr>
-              <w:pStyle w:val="TableParagraph"/>
-              <w:rPr>
-                <w:rFonts w:ascii="Arial"/>
-                <w:b/>
-                <w:sz w:val="22"/>
+              </w:rPr>
+            </w:pPr>
+          </w:p>
+          <w:p>
+            <w:pPr>
+              <w:pStyle w:val="TableParagraph"/>
+              <w:rPr>
+                <w:rFonts w:ascii="Arial"/>
+                <w:b/>
+              </w:rPr>
+            </w:pPr>
+          </w:p>
+          <w:p>
+            <w:pPr>
+              <w:pStyle w:val="TableParagraph"/>
+              <w:rPr>
+                <w:rFonts w:ascii="Arial"/>
+                <w:b/>
+              </w:rPr>
+            </w:pPr>
+          </w:p>
+          <w:p>
+            <w:pPr>
+              <w:pStyle w:val="TableParagraph"/>
+              <w:rPr>
+                <w:rFonts w:ascii="Arial"/>
+                <w:b/>
+              </w:rPr>
+            </w:pPr>
+          </w:p>
+          <w:p>
+            <w:pPr>
+              <w:pStyle w:val="TableParagraph"/>
+              <w:rPr>
+                <w:rFonts w:ascii="Arial"/>
+                <w:b/>
+              </w:rPr>
+            </w:pPr>
+          </w:p>
+          <w:p>
+            <w:pPr>
+              <w:pStyle w:val="TableParagraph"/>
+              <w:rPr>
+                <w:rFonts w:ascii="Arial"/>
+                <w:b/>
+              </w:rPr>
+            </w:pPr>
+          </w:p>
+          <w:p>
+            <w:pPr>
+              <w:pStyle w:val="TableParagraph"/>
+              <w:rPr>
+                <w:rFonts w:ascii="Arial"/>
+                <w:b/>
               </w:rPr>
             </w:pPr>
           </w:p>
@@ -1077,7 +1007,6 @@
               <w:rPr>
                 <w:rFonts w:ascii="Arial"/>
                 <w:b/>
-                <w:sz w:val="22"/>
               </w:rPr>
             </w:pPr>
           </w:p>
@@ -1089,14 +1018,12 @@
               <w:rPr>
                 <w:rFonts w:ascii="Arial"/>
                 <w:b/>
-                <w:sz w:val="22"/>
-              </w:rPr>
-            </w:pPr>
-            <w:r>
-              <w:rPr>
-                <w:rFonts w:ascii="Arial"/>
-                <w:b/>
-                <w:sz w:val="22"/>
+              </w:rPr>
+            </w:pPr>
+            <w:r>
+              <w:rPr>
+                <w:rFonts w:ascii="Arial"/>
+                <w:b/>
               </w:rPr>
               <w:t>FT-</w:t>
             </w:r>
@@ -1105,7 +1032,6 @@
                 <w:rFonts w:ascii="Arial"/>
                 <w:b/>
                 <w:spacing w:val="-5"/>
-                <w:sz w:val="22"/>
               </w:rPr>
               <w:t>01</w:t>
             </w:r>
@@ -1121,57 +1047,51 @@
               <w:rPr>
                 <w:rFonts w:ascii="Arial"/>
                 <w:b/>
-                <w:sz w:val="22"/>
-              </w:rPr>
-            </w:pPr>
-          </w:p>
-          <w:p>
-            <w:pPr>
-              <w:pStyle w:val="TableParagraph"/>
-              <w:rPr>
-                <w:rFonts w:ascii="Arial"/>
-                <w:b/>
-                <w:sz w:val="22"/>
-              </w:rPr>
-            </w:pPr>
-          </w:p>
-          <w:p>
-            <w:pPr>
-              <w:pStyle w:val="TableParagraph"/>
-              <w:rPr>
-                <w:rFonts w:ascii="Arial"/>
-                <w:b/>
-                <w:sz w:val="22"/>
-              </w:rPr>
-            </w:pPr>
-          </w:p>
-          <w:p>
-            <w:pPr>
-              <w:pStyle w:val="TableParagraph"/>
-              <w:rPr>
-                <w:rFonts w:ascii="Arial"/>
-                <w:b/>
-                <w:sz w:val="22"/>
-              </w:rPr>
-            </w:pPr>
-          </w:p>
-          <w:p>
-            <w:pPr>
-              <w:pStyle w:val="TableParagraph"/>
-              <w:rPr>
-                <w:rFonts w:ascii="Arial"/>
-                <w:b/>
-                <w:sz w:val="22"/>
-              </w:rPr>
-            </w:pPr>
-          </w:p>
-          <w:p>
-            <w:pPr>
-              <w:pStyle w:val="TableParagraph"/>
-              <w:rPr>
-                <w:rFonts w:ascii="Arial"/>
-                <w:b/>
-                <w:sz w:val="22"/>
+              </w:rPr>
+            </w:pPr>
+          </w:p>
+          <w:p>
+            <w:pPr>
+              <w:pStyle w:val="TableParagraph"/>
+              <w:rPr>
+                <w:rFonts w:ascii="Arial"/>
+                <w:b/>
+              </w:rPr>
+            </w:pPr>
+          </w:p>
+          <w:p>
+            <w:pPr>
+              <w:pStyle w:val="TableParagraph"/>
+              <w:rPr>
+                <w:rFonts w:ascii="Arial"/>
+                <w:b/>
+              </w:rPr>
+            </w:pPr>
+          </w:p>
+          <w:p>
+            <w:pPr>
+              <w:pStyle w:val="TableParagraph"/>
+              <w:rPr>
+                <w:rFonts w:ascii="Arial"/>
+                <w:b/>
+              </w:rPr>
+            </w:pPr>
+          </w:p>
+          <w:p>
+            <w:pPr>
+              <w:pStyle w:val="TableParagraph"/>
+              <w:rPr>
+                <w:rFonts w:ascii="Arial"/>
+                <w:b/>
+              </w:rPr>
+            </w:pPr>
+          </w:p>
+          <w:p>
+            <w:pPr>
+              <w:pStyle w:val="TableParagraph"/>
+              <w:rPr>
+                <w:rFonts w:ascii="Arial"/>
+                <w:b/>
               </w:rPr>
             </w:pPr>
           </w:p>
@@ -1182,7 +1102,6 @@
               <w:rPr>
                 <w:rFonts w:ascii="Arial"/>
                 <w:b/>
-                <w:sz w:val="22"/>
               </w:rPr>
             </w:pPr>
           </w:p>
@@ -1191,40 +1110,26 @@
               <w:pStyle w:val="TableParagraph"/>
               <w:spacing w:line="276" w:lineRule="auto"/>
               <w:ind w:left="42" w:right="62"/>
-              <w:rPr>
-                <w:sz w:val="22"/>
-              </w:rPr>
-            </w:pPr>
-            <w:r>
-              <w:rPr>
-                <w:sz w:val="22"/>
-              </w:rPr>
+            </w:pPr>
+            <w:r>
               <w:t>Text</w:t>
             </w:r>
             <w:r>
               <w:rPr>
                 <w:spacing w:val="-16"/>
-                <w:sz w:val="22"/>
-              </w:rPr>
-              <w:t> </w:t>
-            </w:r>
-            <w:r>
-              <w:rPr>
-                <w:sz w:val="22"/>
-              </w:rPr>
+              </w:rPr>
+              <w:t xml:space="preserve"> </w:t>
+            </w:r>
+            <w:r>
               <w:t>Input</w:t>
             </w:r>
             <w:r>
               <w:rPr>
                 <w:spacing w:val="-15"/>
-                <w:sz w:val="22"/>
-              </w:rPr>
-              <w:t> </w:t>
-            </w:r>
-            <w:r>
-              <w:rPr>
-                <w:sz w:val="22"/>
-              </w:rPr>
+              </w:rPr>
+              <w:t xml:space="preserve"> </w:t>
+            </w:r>
+            <w:r>
               <w:t>Validation (e.g., topic, job title)</w:t>
             </w:r>
           </w:p>
@@ -1239,47 +1144,42 @@
               <w:rPr>
                 <w:rFonts w:ascii="Arial"/>
                 <w:b/>
-                <w:sz w:val="22"/>
-              </w:rPr>
-            </w:pPr>
-          </w:p>
-          <w:p>
-            <w:pPr>
-              <w:pStyle w:val="TableParagraph"/>
-              <w:rPr>
-                <w:rFonts w:ascii="Arial"/>
-                <w:b/>
-                <w:sz w:val="22"/>
-              </w:rPr>
-            </w:pPr>
-          </w:p>
-          <w:p>
-            <w:pPr>
-              <w:pStyle w:val="TableParagraph"/>
-              <w:rPr>
-                <w:rFonts w:ascii="Arial"/>
-                <w:b/>
-                <w:sz w:val="22"/>
-              </w:rPr>
-            </w:pPr>
-          </w:p>
-          <w:p>
-            <w:pPr>
-              <w:pStyle w:val="TableParagraph"/>
-              <w:rPr>
-                <w:rFonts w:ascii="Arial"/>
-                <w:b/>
-                <w:sz w:val="22"/>
-              </w:rPr>
-            </w:pPr>
-          </w:p>
-          <w:p>
-            <w:pPr>
-              <w:pStyle w:val="TableParagraph"/>
-              <w:rPr>
-                <w:rFonts w:ascii="Arial"/>
-                <w:b/>
-                <w:sz w:val="22"/>
+              </w:rPr>
+            </w:pPr>
+          </w:p>
+          <w:p>
+            <w:pPr>
+              <w:pStyle w:val="TableParagraph"/>
+              <w:rPr>
+                <w:rFonts w:ascii="Arial"/>
+                <w:b/>
+              </w:rPr>
+            </w:pPr>
+          </w:p>
+          <w:p>
+            <w:pPr>
+              <w:pStyle w:val="TableParagraph"/>
+              <w:rPr>
+                <w:rFonts w:ascii="Arial"/>
+                <w:b/>
+              </w:rPr>
+            </w:pPr>
+          </w:p>
+          <w:p>
+            <w:pPr>
+              <w:pStyle w:val="TableParagraph"/>
+              <w:rPr>
+                <w:rFonts w:ascii="Arial"/>
+                <w:b/>
+              </w:rPr>
+            </w:pPr>
+          </w:p>
+          <w:p>
+            <w:pPr>
+              <w:pStyle w:val="TableParagraph"/>
+              <w:rPr>
+                <w:rFonts w:ascii="Arial"/>
+                <w:b/>
               </w:rPr>
             </w:pPr>
           </w:p>
@@ -1290,7 +1190,6 @@
               <w:rPr>
                 <w:rFonts w:ascii="Arial"/>
                 <w:b/>
-                <w:sz w:val="22"/>
               </w:rPr>
             </w:pPr>
           </w:p>
@@ -1299,59 +1198,40 @@
               <w:pStyle w:val="TableParagraph"/>
               <w:spacing w:line="276" w:lineRule="auto"/>
               <w:ind w:left="43"/>
-              <w:rPr>
-                <w:sz w:val="22"/>
-              </w:rPr>
-            </w:pPr>
-            <w:r>
-              <w:rPr>
-                <w:sz w:val="22"/>
-              </w:rPr>
+            </w:pPr>
+            <w:r>
               <w:t>Enter valid and invalid</w:t>
             </w:r>
             <w:r>
               <w:rPr>
                 <w:spacing w:val="-11"/>
-                <w:sz w:val="22"/>
-              </w:rPr>
-              <w:t> </w:t>
-            </w:r>
-            <w:r>
-              <w:rPr>
-                <w:sz w:val="22"/>
-              </w:rPr>
+              </w:rPr>
+              <w:t xml:space="preserve"> </w:t>
+            </w:r>
+            <w:r>
               <w:t>text</w:t>
             </w:r>
             <w:r>
               <w:rPr>
                 <w:spacing w:val="-14"/>
-                <w:sz w:val="22"/>
-              </w:rPr>
-              <w:t> </w:t>
-            </w:r>
-            <w:r>
-              <w:rPr>
-                <w:sz w:val="22"/>
-              </w:rPr>
+              </w:rPr>
+              <w:t xml:space="preserve"> </w:t>
+            </w:r>
+            <w:r>
               <w:t>in</w:t>
             </w:r>
             <w:r>
               <w:rPr>
                 <w:spacing w:val="-11"/>
-                <w:sz w:val="22"/>
-              </w:rPr>
-              <w:t> </w:t>
-            </w:r>
-            <w:r>
-              <w:rPr>
-                <w:sz w:val="22"/>
-              </w:rPr>
-              <w:t>input </w:t>
+              </w:rPr>
+              <w:t xml:space="preserve"> </w:t>
+            </w:r>
+            <w:r>
+              <w:t xml:space="preserve">input </w:t>
             </w:r>
             <w:r>
               <w:rPr>
                 <w:spacing w:val="-2"/>
-                <w:sz w:val="22"/>
               </w:rPr>
               <w:t>fields</w:t>
             </w:r>
@@ -1367,47 +1247,42 @@
               <w:rPr>
                 <w:rFonts w:ascii="Arial"/>
                 <w:b/>
-                <w:sz w:val="22"/>
-              </w:rPr>
-            </w:pPr>
-          </w:p>
-          <w:p>
-            <w:pPr>
-              <w:pStyle w:val="TableParagraph"/>
-              <w:rPr>
-                <w:rFonts w:ascii="Arial"/>
-                <w:b/>
-                <w:sz w:val="22"/>
-              </w:rPr>
-            </w:pPr>
-          </w:p>
-          <w:p>
-            <w:pPr>
-              <w:pStyle w:val="TableParagraph"/>
-              <w:rPr>
-                <w:rFonts w:ascii="Arial"/>
-                <w:b/>
-                <w:sz w:val="22"/>
-              </w:rPr>
-            </w:pPr>
-          </w:p>
-          <w:p>
-            <w:pPr>
-              <w:pStyle w:val="TableParagraph"/>
-              <w:rPr>
-                <w:rFonts w:ascii="Arial"/>
-                <w:b/>
-                <w:sz w:val="22"/>
-              </w:rPr>
-            </w:pPr>
-          </w:p>
-          <w:p>
-            <w:pPr>
-              <w:pStyle w:val="TableParagraph"/>
-              <w:rPr>
-                <w:rFonts w:ascii="Arial"/>
-                <w:b/>
-                <w:sz w:val="22"/>
+              </w:rPr>
+            </w:pPr>
+          </w:p>
+          <w:p>
+            <w:pPr>
+              <w:pStyle w:val="TableParagraph"/>
+              <w:rPr>
+                <w:rFonts w:ascii="Arial"/>
+                <w:b/>
+              </w:rPr>
+            </w:pPr>
+          </w:p>
+          <w:p>
+            <w:pPr>
+              <w:pStyle w:val="TableParagraph"/>
+              <w:rPr>
+                <w:rFonts w:ascii="Arial"/>
+                <w:b/>
+              </w:rPr>
+            </w:pPr>
+          </w:p>
+          <w:p>
+            <w:pPr>
+              <w:pStyle w:val="TableParagraph"/>
+              <w:rPr>
+                <w:rFonts w:ascii="Arial"/>
+                <w:b/>
+              </w:rPr>
+            </w:pPr>
+          </w:p>
+          <w:p>
+            <w:pPr>
+              <w:pStyle w:val="TableParagraph"/>
+              <w:rPr>
+                <w:rFonts w:ascii="Arial"/>
+                <w:b/>
               </w:rPr>
             </w:pPr>
           </w:p>
@@ -1418,7 +1293,6 @@
               <w:rPr>
                 <w:rFonts w:ascii="Arial"/>
                 <w:b/>
-                <w:sz w:val="22"/>
               </w:rPr>
             </w:pPr>
           </w:p>
@@ -1427,40 +1301,26 @@
               <w:pStyle w:val="TableParagraph"/>
               <w:spacing w:line="276" w:lineRule="auto"/>
               <w:ind w:left="42" w:right="26"/>
-              <w:rPr>
-                <w:sz w:val="22"/>
-              </w:rPr>
-            </w:pPr>
-            <w:r>
-              <w:rPr>
-                <w:sz w:val="22"/>
-              </w:rPr>
+            </w:pPr>
+            <w:r>
               <w:t>Valid inputs accepted,</w:t>
             </w:r>
             <w:r>
               <w:rPr>
                 <w:spacing w:val="-16"/>
-                <w:sz w:val="22"/>
-              </w:rPr>
-              <w:t> </w:t>
-            </w:r>
-            <w:r>
-              <w:rPr>
-                <w:sz w:val="22"/>
-              </w:rPr>
+              </w:rPr>
+              <w:t xml:space="preserve"> </w:t>
+            </w:r>
+            <w:r>
               <w:t>errors</w:t>
             </w:r>
             <w:r>
               <w:rPr>
                 <w:spacing w:val="-15"/>
-                <w:sz w:val="22"/>
-              </w:rPr>
-              <w:t> </w:t>
-            </w:r>
-            <w:r>
-              <w:rPr>
-                <w:sz w:val="22"/>
-              </w:rPr>
+              </w:rPr>
+              <w:t xml:space="preserve"> </w:t>
+            </w:r>
+            <w:r>
               <w:t>for invalid inputs</w:t>
             </w:r>
           </w:p>
@@ -1472,7 +1332,7 @@
           <w:p>
             <w:pPr>
               <w:pStyle w:val="TableParagraph"/>
-              <w:spacing w:line="276" w:lineRule="auto" w:before="27"/>
+              <w:spacing w:before="27" w:line="276" w:lineRule="auto"/>
               <w:ind w:left="42" w:right="72"/>
               <w:rPr>
                 <w:sz w:val="20"/>
@@ -1483,21 +1343,21 @@
                 <w:spacing w:val="-2"/>
                 <w:sz w:val="20"/>
               </w:rPr>
-              <w:t>Inputs parsed </w:t>
+              <w:t xml:space="preserve">Inputs parsed </w:t>
             </w:r>
             <w:r>
               <w:rPr>
                 <w:spacing w:val="-4"/>
                 <w:sz w:val="20"/>
               </w:rPr>
-              <w:t>and </w:t>
+              <w:t xml:space="preserve">and </w:t>
             </w:r>
             <w:r>
               <w:rPr>
                 <w:spacing w:val="-2"/>
                 <w:sz w:val="20"/>
               </w:rPr>
-              <w:t>accepted correctly. Errors </w:t>
+              <w:t xml:space="preserve">accepted correctly. Errors </w:t>
             </w:r>
             <w:r>
               <w:rPr>
@@ -1510,13 +1370,13 @@
                 <w:spacing w:val="-14"/>
                 <w:sz w:val="20"/>
               </w:rPr>
-              <w:t> </w:t>
-            </w:r>
-            <w:r>
-              <w:rPr>
-                <w:sz w:val="20"/>
-              </w:rPr>
-              <w:t>for </w:t>
+              <w:t xml:space="preserve"> </w:t>
+            </w:r>
+            <w:r>
+              <w:rPr>
+                <w:sz w:val="20"/>
+              </w:rPr>
+              <w:t xml:space="preserve">for </w:t>
             </w:r>
             <w:r>
               <w:rPr>
@@ -1552,7 +1412,7 @@
       </w:tr>
       <w:tr>
         <w:trPr>
-          <w:trHeight w:val="1125" w:hRule="atLeast"/>
+          <w:trHeight w:val="1125"/>
         </w:trPr>
         <w:tc>
           <w:tcPr>
@@ -1564,17 +1424,15 @@
               <w:rPr>
                 <w:rFonts w:ascii="Arial"/>
                 <w:b/>
-                <w:sz w:val="22"/>
-              </w:rPr>
-            </w:pPr>
-          </w:p>
-          <w:p>
-            <w:pPr>
-              <w:pStyle w:val="TableParagraph"/>
-              <w:rPr>
-                <w:rFonts w:ascii="Arial"/>
-                <w:b/>
-                <w:sz w:val="22"/>
+              </w:rPr>
+            </w:pPr>
+          </w:p>
+          <w:p>
+            <w:pPr>
+              <w:pStyle w:val="TableParagraph"/>
+              <w:rPr>
+                <w:rFonts w:ascii="Arial"/>
+                <w:b/>
               </w:rPr>
             </w:pPr>
           </w:p>
@@ -1585,7 +1443,6 @@
               <w:rPr>
                 <w:rFonts w:ascii="Arial"/>
                 <w:b/>
-                <w:sz w:val="22"/>
               </w:rPr>
             </w:pPr>
           </w:p>
@@ -1596,14 +1453,12 @@
               <w:rPr>
                 <w:rFonts w:ascii="Arial"/>
                 <w:b/>
-                <w:sz w:val="22"/>
-              </w:rPr>
-            </w:pPr>
-            <w:r>
-              <w:rPr>
-                <w:rFonts w:ascii="Arial"/>
-                <w:b/>
-                <w:sz w:val="22"/>
+              </w:rPr>
+            </w:pPr>
+            <w:r>
+              <w:rPr>
+                <w:rFonts w:ascii="Arial"/>
+                <w:b/>
               </w:rPr>
               <w:t>FT-</w:t>
             </w:r>
@@ -1612,7 +1467,6 @@
                 <w:rFonts w:ascii="Arial"/>
                 <w:b/>
                 <w:spacing w:val="-5"/>
-                <w:sz w:val="22"/>
               </w:rPr>
               <w:t>02</w:t>
             </w:r>
@@ -1625,42 +1479,28 @@
           <w:p>
             <w:pPr>
               <w:pStyle w:val="TableParagraph"/>
-              <w:spacing w:line="276" w:lineRule="auto" w:before="208"/>
+              <w:spacing w:before="208" w:line="276" w:lineRule="auto"/>
               <w:ind w:left="42" w:right="62"/>
-              <w:rPr>
-                <w:sz w:val="22"/>
-              </w:rPr>
-            </w:pPr>
-            <w:r>
-              <w:rPr>
-                <w:sz w:val="22"/>
-              </w:rPr>
+            </w:pPr>
+            <w:r>
               <w:t>Number Input Validation</w:t>
             </w:r>
             <w:r>
               <w:rPr>
                 <w:spacing w:val="-16"/>
-                <w:sz w:val="22"/>
-              </w:rPr>
-              <w:t> </w:t>
-            </w:r>
-            <w:r>
-              <w:rPr>
-                <w:sz w:val="22"/>
-              </w:rPr>
+              </w:rPr>
+              <w:t xml:space="preserve"> </w:t>
+            </w:r>
+            <w:r>
               <w:t>(e.g.,</w:t>
             </w:r>
             <w:r>
               <w:rPr>
                 <w:spacing w:val="-15"/>
-                <w:sz w:val="22"/>
-              </w:rPr>
-              <w:t> </w:t>
-            </w:r>
-            <w:r>
-              <w:rPr>
-                <w:sz w:val="22"/>
-              </w:rPr>
+              </w:rPr>
+              <w:t xml:space="preserve"> </w:t>
+            </w:r>
+            <w:r>
               <w:t>word count, size, rooms)</w:t>
             </w:r>
           </w:p>
@@ -1672,42 +1512,28 @@
           <w:p>
             <w:pPr>
               <w:pStyle w:val="TableParagraph"/>
-              <w:spacing w:line="276" w:lineRule="auto" w:before="208"/>
+              <w:spacing w:before="208" w:line="276" w:lineRule="auto"/>
               <w:ind w:left="43"/>
-              <w:rPr>
-                <w:sz w:val="22"/>
-              </w:rPr>
-            </w:pPr>
-            <w:r>
-              <w:rPr>
-                <w:sz w:val="22"/>
-              </w:rPr>
+            </w:pPr>
+            <w:r>
               <w:t>Enter numbers within</w:t>
             </w:r>
             <w:r>
               <w:rPr>
                 <w:spacing w:val="-16"/>
-                <w:sz w:val="22"/>
-              </w:rPr>
-              <w:t> </w:t>
-            </w:r>
-            <w:r>
-              <w:rPr>
-                <w:sz w:val="22"/>
-              </w:rPr>
+              </w:rPr>
+              <w:t xml:space="preserve"> </w:t>
+            </w:r>
+            <w:r>
               <w:t>and</w:t>
             </w:r>
             <w:r>
               <w:rPr>
                 <w:spacing w:val="-15"/>
-                <w:sz w:val="22"/>
-              </w:rPr>
-              <w:t> </w:t>
-            </w:r>
-            <w:r>
-              <w:rPr>
-                <w:sz w:val="22"/>
-              </w:rPr>
+              </w:rPr>
+              <w:t xml:space="preserve"> </w:t>
+            </w:r>
+            <w:r>
               <w:t>outside the valid range</w:t>
             </w:r>
           </w:p>
@@ -1719,48 +1545,33 @@
           <w:p>
             <w:pPr>
               <w:pStyle w:val="TableParagraph"/>
-              <w:spacing w:line="276" w:lineRule="auto" w:before="208"/>
+              <w:spacing w:before="208" w:line="276" w:lineRule="auto"/>
               <w:ind w:left="42" w:right="26"/>
-              <w:rPr>
-                <w:sz w:val="22"/>
-              </w:rPr>
-            </w:pPr>
-            <w:r>
-              <w:rPr>
-                <w:sz w:val="22"/>
-              </w:rPr>
+            </w:pPr>
+            <w:r>
               <w:t>Accepts</w:t>
             </w:r>
             <w:r>
               <w:rPr>
                 <w:spacing w:val="-16"/>
-                <w:sz w:val="22"/>
-              </w:rPr>
-              <w:t> </w:t>
-            </w:r>
-            <w:r>
-              <w:rPr>
-                <w:sz w:val="22"/>
-              </w:rPr>
+              </w:rPr>
+              <w:t xml:space="preserve"> </w:t>
+            </w:r>
+            <w:r>
               <w:t>valid</w:t>
             </w:r>
             <w:r>
               <w:rPr>
                 <w:spacing w:val="-15"/>
-                <w:sz w:val="22"/>
-              </w:rPr>
-              <w:t> </w:t>
-            </w:r>
-            <w:r>
-              <w:rPr>
-                <w:sz w:val="22"/>
-              </w:rPr>
+              </w:rPr>
+              <w:t xml:space="preserve"> </w:t>
+            </w:r>
+            <w:r>
               <w:t>values, shows error for out-</w:t>
             </w:r>
             <w:r>
               <w:rPr>
                 <w:spacing w:val="-2"/>
-                <w:sz w:val="22"/>
               </w:rPr>
               <w:t>of-range</w:t>
             </w:r>
@@ -1773,7 +1584,7 @@
           <w:p>
             <w:pPr>
               <w:pStyle w:val="TableParagraph"/>
-              <w:spacing w:line="276" w:lineRule="auto" w:before="27"/>
+              <w:spacing w:before="27" w:line="276" w:lineRule="auto"/>
               <w:ind w:left="42" w:right="71"/>
               <w:jc w:val="both"/>
               <w:rPr>
@@ -1785,7 +1596,23 @@
                 <w:spacing w:val="-2"/>
                 <w:sz w:val="20"/>
               </w:rPr>
-              <w:t>Numerical validation succeede </w:t>
+              <w:t xml:space="preserve">Numerical validation </w:t>
+            </w:r>
+            <w:proofErr w:type="spellStart"/>
+            <w:r>
+              <w:rPr>
+                <w:spacing w:val="-2"/>
+                <w:sz w:val="20"/>
+              </w:rPr>
+              <w:t>succeede</w:t>
+            </w:r>
+            <w:proofErr w:type="spellEnd"/>
+            <w:r>
+              <w:rPr>
+                <w:spacing w:val="-2"/>
+                <w:sz w:val="20"/>
+              </w:rPr>
+              <w:t xml:space="preserve"> </w:t>
             </w:r>
             <w:r>
               <w:rPr>
@@ -1821,7 +1648,7 @@
       </w:tr>
       <w:tr>
         <w:trPr>
-          <w:trHeight w:val="1650" w:hRule="atLeast"/>
+          <w:trHeight w:val="1650"/>
         </w:trPr>
         <w:tc>
           <w:tcPr>
@@ -1833,37 +1660,33 @@
               <w:rPr>
                 <w:rFonts w:ascii="Arial"/>
                 <w:b/>
-                <w:sz w:val="22"/>
-              </w:rPr>
-            </w:pPr>
-          </w:p>
-          <w:p>
-            <w:pPr>
-              <w:pStyle w:val="TableParagraph"/>
-              <w:rPr>
-                <w:rFonts w:ascii="Arial"/>
-                <w:b/>
-                <w:sz w:val="22"/>
-              </w:rPr>
-            </w:pPr>
-          </w:p>
-          <w:p>
-            <w:pPr>
-              <w:pStyle w:val="TableParagraph"/>
-              <w:rPr>
-                <w:rFonts w:ascii="Arial"/>
-                <w:b/>
-                <w:sz w:val="22"/>
-              </w:rPr>
-            </w:pPr>
-          </w:p>
-          <w:p>
-            <w:pPr>
-              <w:pStyle w:val="TableParagraph"/>
-              <w:rPr>
-                <w:rFonts w:ascii="Arial"/>
-                <w:b/>
-                <w:sz w:val="22"/>
+              </w:rPr>
+            </w:pPr>
+          </w:p>
+          <w:p>
+            <w:pPr>
+              <w:pStyle w:val="TableParagraph"/>
+              <w:rPr>
+                <w:rFonts w:ascii="Arial"/>
+                <w:b/>
+              </w:rPr>
+            </w:pPr>
+          </w:p>
+          <w:p>
+            <w:pPr>
+              <w:pStyle w:val="TableParagraph"/>
+              <w:rPr>
+                <w:rFonts w:ascii="Arial"/>
+                <w:b/>
+              </w:rPr>
+            </w:pPr>
+          </w:p>
+          <w:p>
+            <w:pPr>
+              <w:pStyle w:val="TableParagraph"/>
+              <w:rPr>
+                <w:rFonts w:ascii="Arial"/>
+                <w:b/>
               </w:rPr>
             </w:pPr>
           </w:p>
@@ -1874,7 +1697,6 @@
               <w:rPr>
                 <w:rFonts w:ascii="Arial"/>
                 <w:b/>
-                <w:sz w:val="22"/>
               </w:rPr>
             </w:pPr>
           </w:p>
@@ -1885,14 +1707,12 @@
               <w:rPr>
                 <w:rFonts w:ascii="Arial"/>
                 <w:b/>
-                <w:sz w:val="22"/>
-              </w:rPr>
-            </w:pPr>
-            <w:r>
-              <w:rPr>
-                <w:rFonts w:ascii="Arial"/>
-                <w:b/>
-                <w:sz w:val="22"/>
+              </w:rPr>
+            </w:pPr>
+            <w:r>
+              <w:rPr>
+                <w:rFonts w:ascii="Arial"/>
+                <w:b/>
               </w:rPr>
               <w:t>FT-</w:t>
             </w:r>
@@ -1901,7 +1721,6 @@
                 <w:rFonts w:ascii="Arial"/>
                 <w:b/>
                 <w:spacing w:val="-5"/>
-                <w:sz w:val="22"/>
               </w:rPr>
               <w:t>03</w:t>
             </w:r>
@@ -1917,7 +1736,6 @@
               <w:rPr>
                 <w:rFonts w:ascii="Arial"/>
                 <w:b/>
-                <w:sz w:val="22"/>
               </w:rPr>
             </w:pPr>
           </w:p>
@@ -1928,7 +1746,6 @@
               <w:rPr>
                 <w:rFonts w:ascii="Arial"/>
                 <w:b/>
-                <w:sz w:val="22"/>
               </w:rPr>
             </w:pPr>
           </w:p>
@@ -1938,53 +1755,35 @@
               <w:spacing w:line="278" w:lineRule="auto"/>
               <w:ind w:left="42" w:right="236"/>
               <w:jc w:val="both"/>
-              <w:rPr>
-                <w:sz w:val="22"/>
-              </w:rPr>
-            </w:pPr>
-            <w:r>
-              <w:rPr>
-                <w:sz w:val="22"/>
-              </w:rPr>
+            </w:pPr>
+            <w:r>
               <w:t>Content</w:t>
             </w:r>
             <w:r>
               <w:rPr>
                 <w:spacing w:val="-16"/>
-                <w:sz w:val="22"/>
-              </w:rPr>
-              <w:t> </w:t>
-            </w:r>
-            <w:r>
-              <w:rPr>
-                <w:sz w:val="22"/>
-              </w:rPr>
+              </w:rPr>
+              <w:t xml:space="preserve"> </w:t>
+            </w:r>
+            <w:r>
               <w:t>Generation (e.g.,</w:t>
             </w:r>
             <w:r>
               <w:rPr>
                 <w:spacing w:val="-7"/>
-                <w:sz w:val="22"/>
-              </w:rPr>
-              <w:t> </w:t>
-            </w:r>
-            <w:r>
-              <w:rPr>
-                <w:sz w:val="22"/>
-              </w:rPr>
+              </w:rPr>
+              <w:t xml:space="preserve"> </w:t>
+            </w:r>
+            <w:r>
               <w:t>blog,</w:t>
             </w:r>
             <w:r>
               <w:rPr>
                 <w:spacing w:val="-7"/>
-                <w:sz w:val="22"/>
-              </w:rPr>
-              <w:t> </w:t>
-            </w:r>
-            <w:r>
-              <w:rPr>
-                <w:sz w:val="22"/>
-              </w:rPr>
+              </w:rPr>
+              <w:t xml:space="preserve"> </w:t>
+            </w:r>
+            <w:r>
               <w:t>resume, design idea)</w:t>
             </w:r>
           </w:p>
@@ -1999,7 +1798,6 @@
               <w:rPr>
                 <w:rFonts w:ascii="Arial"/>
                 <w:b/>
-                <w:sz w:val="22"/>
               </w:rPr>
             </w:pPr>
           </w:p>
@@ -2010,7 +1808,6 @@
               <w:rPr>
                 <w:rFonts w:ascii="Arial"/>
                 <w:b/>
-                <w:sz w:val="22"/>
               </w:rPr>
             </w:pPr>
           </w:p>
@@ -2019,33 +1816,22 @@
               <w:pStyle w:val="TableParagraph"/>
               <w:spacing w:line="278" w:lineRule="auto"/>
               <w:ind w:left="43" w:right="269"/>
-              <w:rPr>
-                <w:sz w:val="22"/>
-              </w:rPr>
-            </w:pPr>
-            <w:r>
-              <w:rPr>
-                <w:sz w:val="22"/>
-              </w:rPr>
+            </w:pPr>
+            <w:r>
               <w:t>Provide</w:t>
             </w:r>
             <w:r>
               <w:rPr>
                 <w:spacing w:val="-16"/>
-                <w:sz w:val="22"/>
-              </w:rPr>
-              <w:t> </w:t>
-            </w:r>
-            <w:r>
-              <w:rPr>
-                <w:sz w:val="22"/>
-              </w:rPr>
-              <w:t>complete inputs and click </w:t>
+              </w:rPr>
+              <w:t xml:space="preserve"> </w:t>
+            </w:r>
+            <w:r>
+              <w:t xml:space="preserve">complete inputs and click </w:t>
             </w:r>
             <w:r>
               <w:rPr>
                 <w:spacing w:val="-2"/>
-                <w:sz w:val="22"/>
               </w:rPr>
               <w:t>"Generate"</w:t>
             </w:r>
@@ -2061,7 +1847,6 @@
               <w:rPr>
                 <w:rFonts w:ascii="Arial"/>
                 <w:b/>
-                <w:sz w:val="22"/>
               </w:rPr>
             </w:pPr>
           </w:p>
@@ -2072,7 +1857,6 @@
               <w:rPr>
                 <w:rFonts w:ascii="Arial"/>
                 <w:b/>
-                <w:sz w:val="22"/>
               </w:rPr>
             </w:pPr>
           </w:p>
@@ -2081,46 +1865,31 @@
               <w:pStyle w:val="TableParagraph"/>
               <w:spacing w:line="278" w:lineRule="auto"/>
               <w:ind w:left="42"/>
-              <w:rPr>
-                <w:sz w:val="22"/>
-              </w:rPr>
-            </w:pPr>
-            <w:r>
-              <w:rPr>
-                <w:sz w:val="22"/>
-              </w:rPr>
+            </w:pPr>
+            <w:r>
               <w:t>Correct content is generated</w:t>
             </w:r>
             <w:r>
               <w:rPr>
                 <w:spacing w:val="-16"/>
-                <w:sz w:val="22"/>
-              </w:rPr>
-              <w:t> </w:t>
-            </w:r>
-            <w:r>
-              <w:rPr>
-                <w:sz w:val="22"/>
-              </w:rPr>
+              </w:rPr>
+              <w:t xml:space="preserve"> </w:t>
+            </w:r>
+            <w:r>
               <w:t>based</w:t>
             </w:r>
             <w:r>
               <w:rPr>
                 <w:spacing w:val="-15"/>
-                <w:sz w:val="22"/>
-              </w:rPr>
-              <w:t> </w:t>
-            </w:r>
-            <w:r>
-              <w:rPr>
-                <w:sz w:val="22"/>
-              </w:rPr>
-              <w:t>on </w:t>
+              </w:rPr>
+              <w:t xml:space="preserve"> </w:t>
+            </w:r>
+            <w:r>
+              <w:t xml:space="preserve">on </w:t>
             </w:r>
             <w:r>
               <w:rPr>
                 <w:spacing w:val="-2"/>
-                <w:sz w:val="22"/>
               </w:rPr>
               <w:t>input</w:t>
             </w:r>
@@ -2133,7 +1902,7 @@
           <w:p>
             <w:pPr>
               <w:pStyle w:val="TableParagraph"/>
-              <w:spacing w:line="276" w:lineRule="auto" w:before="27"/>
+              <w:spacing w:before="27" w:line="276" w:lineRule="auto"/>
               <w:ind w:left="42" w:right="65"/>
               <w:rPr>
                 <w:sz w:val="20"/>
@@ -2173,7 +1942,7 @@
       </w:tr>
       <w:tr>
         <w:trPr>
-          <w:trHeight w:val="1650" w:hRule="atLeast"/>
+          <w:trHeight w:val="1650"/>
         </w:trPr>
         <w:tc>
           <w:tcPr>
@@ -2185,37 +1954,33 @@
               <w:rPr>
                 <w:rFonts w:ascii="Arial"/>
                 <w:b/>
-                <w:sz w:val="22"/>
-              </w:rPr>
-            </w:pPr>
-          </w:p>
-          <w:p>
-            <w:pPr>
-              <w:pStyle w:val="TableParagraph"/>
-              <w:rPr>
-                <w:rFonts w:ascii="Arial"/>
-                <w:b/>
-                <w:sz w:val="22"/>
-              </w:rPr>
-            </w:pPr>
-          </w:p>
-          <w:p>
-            <w:pPr>
-              <w:pStyle w:val="TableParagraph"/>
-              <w:rPr>
-                <w:rFonts w:ascii="Arial"/>
-                <w:b/>
-                <w:sz w:val="22"/>
-              </w:rPr>
-            </w:pPr>
-          </w:p>
-          <w:p>
-            <w:pPr>
-              <w:pStyle w:val="TableParagraph"/>
-              <w:rPr>
-                <w:rFonts w:ascii="Arial"/>
-                <w:b/>
-                <w:sz w:val="22"/>
+              </w:rPr>
+            </w:pPr>
+          </w:p>
+          <w:p>
+            <w:pPr>
+              <w:pStyle w:val="TableParagraph"/>
+              <w:rPr>
+                <w:rFonts w:ascii="Arial"/>
+                <w:b/>
+              </w:rPr>
+            </w:pPr>
+          </w:p>
+          <w:p>
+            <w:pPr>
+              <w:pStyle w:val="TableParagraph"/>
+              <w:rPr>
+                <w:rFonts w:ascii="Arial"/>
+                <w:b/>
+              </w:rPr>
+            </w:pPr>
+          </w:p>
+          <w:p>
+            <w:pPr>
+              <w:pStyle w:val="TableParagraph"/>
+              <w:rPr>
+                <w:rFonts w:ascii="Arial"/>
+                <w:b/>
               </w:rPr>
             </w:pPr>
           </w:p>
@@ -2226,7 +1991,6 @@
               <w:rPr>
                 <w:rFonts w:ascii="Arial"/>
                 <w:b/>
-                <w:sz w:val="22"/>
               </w:rPr>
             </w:pPr>
           </w:p>
@@ -2237,14 +2001,12 @@
               <w:rPr>
                 <w:rFonts w:ascii="Arial"/>
                 <w:b/>
-                <w:sz w:val="22"/>
-              </w:rPr>
-            </w:pPr>
-            <w:r>
-              <w:rPr>
-                <w:rFonts w:ascii="Arial"/>
-                <w:b/>
-                <w:sz w:val="22"/>
+              </w:rPr>
+            </w:pPr>
+            <w:r>
+              <w:rPr>
+                <w:rFonts w:ascii="Arial"/>
+                <w:b/>
               </w:rPr>
               <w:t>FT-</w:t>
             </w:r>
@@ -2253,7 +2015,6 @@
                 <w:rFonts w:ascii="Arial"/>
                 <w:b/>
                 <w:spacing w:val="-5"/>
-                <w:sz w:val="22"/>
               </w:rPr>
               <w:t>04</w:t>
             </w:r>
@@ -2269,27 +2030,24 @@
               <w:rPr>
                 <w:rFonts w:ascii="Arial"/>
                 <w:b/>
-                <w:sz w:val="22"/>
-              </w:rPr>
-            </w:pPr>
-          </w:p>
-          <w:p>
-            <w:pPr>
-              <w:pStyle w:val="TableParagraph"/>
-              <w:rPr>
-                <w:rFonts w:ascii="Arial"/>
-                <w:b/>
-                <w:sz w:val="22"/>
-              </w:rPr>
-            </w:pPr>
-          </w:p>
-          <w:p>
-            <w:pPr>
-              <w:pStyle w:val="TableParagraph"/>
-              <w:rPr>
-                <w:rFonts w:ascii="Arial"/>
-                <w:b/>
-                <w:sz w:val="22"/>
+              </w:rPr>
+            </w:pPr>
+          </w:p>
+          <w:p>
+            <w:pPr>
+              <w:pStyle w:val="TableParagraph"/>
+              <w:rPr>
+                <w:rFonts w:ascii="Arial"/>
+                <w:b/>
+              </w:rPr>
+            </w:pPr>
+          </w:p>
+          <w:p>
+            <w:pPr>
+              <w:pStyle w:val="TableParagraph"/>
+              <w:rPr>
+                <w:rFonts w:ascii="Arial"/>
+                <w:b/>
               </w:rPr>
             </w:pPr>
           </w:p>
@@ -2300,7 +2058,6 @@
               <w:rPr>
                 <w:rFonts w:ascii="Arial"/>
                 <w:b/>
-                <w:sz w:val="22"/>
               </w:rPr>
             </w:pPr>
           </w:p>
@@ -2309,33 +2066,22 @@
               <w:pStyle w:val="TableParagraph"/>
               <w:spacing w:line="276" w:lineRule="auto"/>
               <w:ind w:left="42" w:right="62"/>
-              <w:rPr>
-                <w:sz w:val="22"/>
-              </w:rPr>
-            </w:pPr>
-            <w:r>
-              <w:rPr>
-                <w:sz w:val="22"/>
-              </w:rPr>
+            </w:pPr>
+            <w:r>
               <w:t>API</w:t>
             </w:r>
             <w:r>
               <w:rPr>
                 <w:spacing w:val="-16"/>
-                <w:sz w:val="22"/>
-              </w:rPr>
-              <w:t> </w:t>
-            </w:r>
-            <w:r>
-              <w:rPr>
-                <w:sz w:val="22"/>
-              </w:rPr>
-              <w:t>Connection </w:t>
+              </w:rPr>
+              <w:t xml:space="preserve"> </w:t>
+            </w:r>
+            <w:r>
+              <w:t xml:space="preserve">Connection </w:t>
             </w:r>
             <w:r>
               <w:rPr>
                 <w:spacing w:val="-4"/>
-                <w:sz w:val="22"/>
               </w:rPr>
               <w:t>Check</w:t>
             </w:r>
@@ -2351,7 +2097,6 @@
               <w:rPr>
                 <w:rFonts w:ascii="Arial"/>
                 <w:b/>
-                <w:sz w:val="22"/>
               </w:rPr>
             </w:pPr>
           </w:p>
@@ -2362,7 +2107,6 @@
               <w:rPr>
                 <w:rFonts w:ascii="Arial"/>
                 <w:b/>
-                <w:sz w:val="22"/>
               </w:rPr>
             </w:pPr>
           </w:p>
@@ -2371,72 +2115,49 @@
               <w:pStyle w:val="TableParagraph"/>
               <w:spacing w:line="276" w:lineRule="auto"/>
               <w:ind w:left="43"/>
-              <w:rPr>
-                <w:sz w:val="22"/>
-              </w:rPr>
-            </w:pPr>
-            <w:r>
-              <w:rPr>
-                <w:sz w:val="22"/>
-              </w:rPr>
+            </w:pPr>
+            <w:r>
               <w:t>Check</w:t>
             </w:r>
             <w:r>
               <w:rPr>
                 <w:spacing w:val="-10"/>
-                <w:sz w:val="22"/>
-              </w:rPr>
-              <w:t> </w:t>
-            </w:r>
-            <w:r>
-              <w:rPr>
-                <w:sz w:val="22"/>
-              </w:rPr>
+              </w:rPr>
+              <w:t xml:space="preserve"> </w:t>
+            </w:r>
+            <w:r>
               <w:t>if</w:t>
             </w:r>
             <w:r>
               <w:rPr>
                 <w:spacing w:val="-10"/>
-                <w:sz w:val="22"/>
-              </w:rPr>
-              <w:t> </w:t>
-            </w:r>
-            <w:r>
-              <w:rPr>
-                <w:sz w:val="22"/>
-              </w:rPr>
+              </w:rPr>
+              <w:t xml:space="preserve"> </w:t>
+            </w:r>
+            <w:r>
               <w:t>API</w:t>
             </w:r>
             <w:r>
               <w:rPr>
                 <w:spacing w:val="-10"/>
-                <w:sz w:val="22"/>
-              </w:rPr>
-              <w:t> </w:t>
-            </w:r>
-            <w:r>
-              <w:rPr>
-                <w:sz w:val="22"/>
-              </w:rPr>
+              </w:rPr>
+              <w:t xml:space="preserve"> </w:t>
+            </w:r>
+            <w:r>
               <w:t>key</w:t>
             </w:r>
             <w:r>
               <w:rPr>
                 <w:spacing w:val="-10"/>
-                <w:sz w:val="22"/>
-              </w:rPr>
-              <w:t> </w:t>
-            </w:r>
-            <w:r>
-              <w:rPr>
-                <w:sz w:val="22"/>
-              </w:rPr>
-              <w:t>is correct and model </w:t>
+              </w:rPr>
+              <w:t xml:space="preserve"> </w:t>
+            </w:r>
+            <w:r>
+              <w:t xml:space="preserve">is correct and model </w:t>
             </w:r>
             <w:r>
               <w:rPr>
                 <w:spacing w:val="-2"/>
-                <w:sz w:val="22"/>
               </w:rPr>
               <w:t>responds</w:t>
             </w:r>
@@ -2452,27 +2173,24 @@
               <w:rPr>
                 <w:rFonts w:ascii="Arial"/>
                 <w:b/>
-                <w:sz w:val="22"/>
-              </w:rPr>
-            </w:pPr>
-          </w:p>
-          <w:p>
-            <w:pPr>
-              <w:pStyle w:val="TableParagraph"/>
-              <w:rPr>
-                <w:rFonts w:ascii="Arial"/>
-                <w:b/>
-                <w:sz w:val="22"/>
-              </w:rPr>
-            </w:pPr>
-          </w:p>
-          <w:p>
-            <w:pPr>
-              <w:pStyle w:val="TableParagraph"/>
-              <w:rPr>
-                <w:rFonts w:ascii="Arial"/>
-                <w:b/>
-                <w:sz w:val="22"/>
+              </w:rPr>
+            </w:pPr>
+          </w:p>
+          <w:p>
+            <w:pPr>
+              <w:pStyle w:val="TableParagraph"/>
+              <w:rPr>
+                <w:rFonts w:ascii="Arial"/>
+                <w:b/>
+              </w:rPr>
+            </w:pPr>
+          </w:p>
+          <w:p>
+            <w:pPr>
+              <w:pStyle w:val="TableParagraph"/>
+              <w:rPr>
+                <w:rFonts w:ascii="Arial"/>
+                <w:b/>
               </w:rPr>
             </w:pPr>
           </w:p>
@@ -2483,7 +2201,6 @@
               <w:rPr>
                 <w:rFonts w:ascii="Arial"/>
                 <w:b/>
-                <w:sz w:val="22"/>
               </w:rPr>
             </w:pPr>
           </w:p>
@@ -2492,33 +2209,22 @@
               <w:pStyle w:val="TableParagraph"/>
               <w:spacing w:line="276" w:lineRule="auto"/>
               <w:ind w:left="42" w:right="446"/>
-              <w:rPr>
-                <w:sz w:val="22"/>
-              </w:rPr>
-            </w:pPr>
-            <w:r>
-              <w:rPr>
-                <w:sz w:val="22"/>
-              </w:rPr>
+            </w:pPr>
+            <w:r>
               <w:t>API</w:t>
             </w:r>
             <w:r>
               <w:rPr>
                 <w:spacing w:val="-16"/>
-                <w:sz w:val="22"/>
-              </w:rPr>
-              <w:t> </w:t>
-            </w:r>
-            <w:r>
-              <w:rPr>
-                <w:sz w:val="22"/>
-              </w:rPr>
-              <w:t>responds </w:t>
+              </w:rPr>
+              <w:t xml:space="preserve"> </w:t>
+            </w:r>
+            <w:r>
+              <w:t xml:space="preserve">responds </w:t>
             </w:r>
             <w:r>
               <w:rPr>
                 <w:spacing w:val="-2"/>
-                <w:sz w:val="22"/>
               </w:rPr>
               <w:t>successfully</w:t>
             </w:r>
@@ -2548,7 +2254,7 @@
           <w:p>
             <w:pPr>
               <w:pStyle w:val="TableParagraph"/>
-              <w:spacing w:line="276" w:lineRule="auto" w:before="35"/>
+              <w:spacing w:before="35" w:line="276" w:lineRule="auto"/>
               <w:ind w:left="42" w:right="34"/>
               <w:rPr>
                 <w:sz w:val="20"/>
@@ -2559,26 +2265,34 @@
                 <w:spacing w:val="-2"/>
                 <w:sz w:val="20"/>
               </w:rPr>
-              <w:t>connected successful </w:t>
-            </w:r>
-            <w:r>
-              <w:rPr>
-                <w:sz w:val="20"/>
-              </w:rPr>
-              <w:t>ly with HTTP</w:t>
+              <w:t xml:space="preserve">connected successful </w:t>
+            </w:r>
+            <w:proofErr w:type="spellStart"/>
+            <w:r>
+              <w:rPr>
+                <w:sz w:val="20"/>
+              </w:rPr>
+              <w:t>ly</w:t>
+            </w:r>
+            <w:proofErr w:type="spellEnd"/>
+            <w:r>
+              <w:rPr>
+                <w:sz w:val="20"/>
+              </w:rPr>
+              <w:t xml:space="preserve"> with HTTP</w:t>
             </w:r>
             <w:r>
               <w:rPr>
                 <w:spacing w:val="-14"/>
                 <w:sz w:val="20"/>
               </w:rPr>
-              <w:t> </w:t>
-            </w:r>
-            <w:r>
-              <w:rPr>
-                <w:sz w:val="20"/>
-              </w:rPr>
-              <w:t>200 </w:t>
+              <w:t xml:space="preserve"> </w:t>
+            </w:r>
+            <w:r>
+              <w:rPr>
+                <w:sz w:val="20"/>
+              </w:rPr>
+              <w:t xml:space="preserve">200 </w:t>
             </w:r>
             <w:r>
               <w:rPr>
@@ -2616,21 +2330,20 @@
     <w:p>
       <w:pPr>
         <w:pStyle w:val="TableParagraph"/>
-        <w:spacing w:after="0"/>
         <w:rPr>
           <w:sz w:val="20"/>
         </w:rPr>
         <w:sectPr>
           <w:type w:val="continuous"/>
           <w:pgSz w:w="12240" w:h="15840"/>
-          <w:pgMar w:top="1820" w:bottom="1422" w:left="1440" w:right="1080"/>
+          <w:pgMar w:top="1820" w:right="1080" w:bottom="1422" w:left="1440" w:header="720" w:footer="720" w:gutter="0"/>
+          <w:cols w:space="720"/>
         </w:sectPr>
       </w:pPr>
     </w:p>
     <w:tbl>
       <w:tblPr>
         <w:tblW w:w="0" w:type="auto"/>
-        <w:jc w:val="left"/>
         <w:tblInd w:w="15" w:type="dxa"/>
         <w:tblBorders>
           <w:top w:val="single" w:sz="6" w:space="0" w:color="000000"/>
@@ -2642,12 +2355,10 @@
         </w:tblBorders>
         <w:tblLayout w:type="fixed"/>
         <w:tblCellMar>
-          <w:top w:w="0" w:type="dxa"/>
           <w:left w:w="0" w:type="dxa"/>
-          <w:bottom w:w="0" w:type="dxa"/>
           <w:right w:w="0" w:type="dxa"/>
         </w:tblCellMar>
-        <w:tblLook w:val="01E0"/>
+        <w:tblLook w:val="01E0" w:firstRow="1" w:lastRow="1" w:firstColumn="1" w:lastColumn="1" w:noHBand="0" w:noVBand="0"/>
       </w:tblPr>
       <w:tblGrid>
         <w:gridCol w:w="865"/>
@@ -2659,7 +2370,7 @@
       </w:tblGrid>
       <w:tr>
         <w:trPr>
-          <w:trHeight w:val="1400" w:hRule="atLeast"/>
+          <w:trHeight w:val="1400"/>
         </w:trPr>
         <w:tc>
           <w:tcPr>
@@ -2674,27 +2385,24 @@
               <w:rPr>
                 <w:rFonts w:ascii="Arial"/>
                 <w:b/>
-                <w:sz w:val="22"/>
-              </w:rPr>
-            </w:pPr>
-          </w:p>
-          <w:p>
-            <w:pPr>
-              <w:pStyle w:val="TableParagraph"/>
-              <w:rPr>
-                <w:rFonts w:ascii="Arial"/>
-                <w:b/>
-                <w:sz w:val="22"/>
-              </w:rPr>
-            </w:pPr>
-          </w:p>
-          <w:p>
-            <w:pPr>
-              <w:pStyle w:val="TableParagraph"/>
-              <w:rPr>
-                <w:rFonts w:ascii="Arial"/>
-                <w:b/>
-                <w:sz w:val="22"/>
+              </w:rPr>
+            </w:pPr>
+          </w:p>
+          <w:p>
+            <w:pPr>
+              <w:pStyle w:val="TableParagraph"/>
+              <w:rPr>
+                <w:rFonts w:ascii="Arial"/>
+                <w:b/>
+              </w:rPr>
+            </w:pPr>
+          </w:p>
+          <w:p>
+            <w:pPr>
+              <w:pStyle w:val="TableParagraph"/>
+              <w:rPr>
+                <w:rFonts w:ascii="Arial"/>
+                <w:b/>
               </w:rPr>
             </w:pPr>
           </w:p>
@@ -2705,7 +2413,6 @@
               <w:rPr>
                 <w:rFonts w:ascii="Arial"/>
                 <w:b/>
-                <w:sz w:val="22"/>
               </w:rPr>
             </w:pPr>
           </w:p>
@@ -2716,14 +2423,12 @@
               <w:rPr>
                 <w:rFonts w:ascii="Arial"/>
                 <w:b/>
-                <w:sz w:val="22"/>
-              </w:rPr>
-            </w:pPr>
-            <w:r>
-              <w:rPr>
-                <w:rFonts w:ascii="Arial"/>
-                <w:b/>
-                <w:sz w:val="22"/>
+              </w:rPr>
+            </w:pPr>
+            <w:r>
+              <w:rPr>
+                <w:rFonts w:ascii="Arial"/>
+                <w:b/>
               </w:rPr>
               <w:t>PT-</w:t>
             </w:r>
@@ -2732,7 +2437,6 @@
                 <w:rFonts w:ascii="Arial"/>
                 <w:b/>
                 <w:spacing w:val="-5"/>
-                <w:sz w:val="22"/>
               </w:rPr>
               <w:t>01</w:t>
             </w:r>
@@ -2751,27 +2455,24 @@
               <w:rPr>
                 <w:rFonts w:ascii="Arial"/>
                 <w:b/>
-                <w:sz w:val="22"/>
-              </w:rPr>
-            </w:pPr>
-          </w:p>
-          <w:p>
-            <w:pPr>
-              <w:pStyle w:val="TableParagraph"/>
-              <w:rPr>
-                <w:rFonts w:ascii="Arial"/>
-                <w:b/>
-                <w:sz w:val="22"/>
-              </w:rPr>
-            </w:pPr>
-          </w:p>
-          <w:p>
-            <w:pPr>
-              <w:pStyle w:val="TableParagraph"/>
-              <w:rPr>
-                <w:rFonts w:ascii="Arial"/>
-                <w:b/>
-                <w:sz w:val="22"/>
+              </w:rPr>
+            </w:pPr>
+          </w:p>
+          <w:p>
+            <w:pPr>
+              <w:pStyle w:val="TableParagraph"/>
+              <w:rPr>
+                <w:rFonts w:ascii="Arial"/>
+                <w:b/>
+              </w:rPr>
+            </w:pPr>
+          </w:p>
+          <w:p>
+            <w:pPr>
+              <w:pStyle w:val="TableParagraph"/>
+              <w:rPr>
+                <w:rFonts w:ascii="Arial"/>
+                <w:b/>
               </w:rPr>
             </w:pPr>
           </w:p>
@@ -2782,7 +2483,6 @@
               <w:rPr>
                 <w:rFonts w:ascii="Arial"/>
                 <w:b/>
-                <w:sz w:val="22"/>
               </w:rPr>
             </w:pPr>
           </w:p>
@@ -2790,40 +2490,28 @@
             <w:pPr>
               <w:pStyle w:val="TableParagraph"/>
               <w:ind w:left="42"/>
-              <w:rPr>
-                <w:sz w:val="22"/>
-              </w:rPr>
-            </w:pPr>
-            <w:r>
-              <w:rPr>
-                <w:sz w:val="22"/>
-              </w:rPr>
+            </w:pPr>
+            <w:r>
               <w:t>Response</w:t>
             </w:r>
             <w:r>
               <w:rPr>
                 <w:spacing w:val="-5"/>
-                <w:sz w:val="22"/>
-              </w:rPr>
-              <w:t> </w:t>
-            </w:r>
-            <w:r>
-              <w:rPr>
-                <w:sz w:val="22"/>
-              </w:rPr>
+              </w:rPr>
+              <w:t xml:space="preserve"> </w:t>
+            </w:r>
+            <w:r>
               <w:t>Time</w:t>
             </w:r>
             <w:r>
               <w:rPr>
                 <w:spacing w:val="-3"/>
-                <w:sz w:val="22"/>
-              </w:rPr>
-              <w:t> </w:t>
+              </w:rPr>
+              <w:t xml:space="preserve"> </w:t>
             </w:r>
             <w:r>
               <w:rPr>
                 <w:spacing w:val="-4"/>
-                <w:sz w:val="22"/>
               </w:rPr>
               <w:t>Test</w:t>
             </w:r>
@@ -2843,7 +2531,6 @@
               <w:rPr>
                 <w:rFonts w:ascii="Arial"/>
                 <w:b/>
-                <w:sz w:val="22"/>
               </w:rPr>
             </w:pPr>
           </w:p>
@@ -2852,27 +2539,17 @@
               <w:pStyle w:val="TableParagraph"/>
               <w:spacing w:line="276" w:lineRule="auto"/>
               <w:ind w:left="43" w:right="452"/>
-              <w:rPr>
-                <w:sz w:val="22"/>
-              </w:rPr>
-            </w:pPr>
-            <w:r>
-              <w:rPr>
-                <w:sz w:val="22"/>
-              </w:rPr>
+            </w:pPr>
+            <w:r>
               <w:t>Use a timer to check content generation</w:t>
             </w:r>
             <w:r>
               <w:rPr>
                 <w:spacing w:val="-16"/>
-                <w:sz w:val="22"/>
-              </w:rPr>
-              <w:t> </w:t>
-            </w:r>
-            <w:r>
-              <w:rPr>
-                <w:sz w:val="22"/>
-              </w:rPr>
+              </w:rPr>
+              <w:t xml:space="preserve"> </w:t>
+            </w:r>
+            <w:r>
               <w:t>time</w:t>
             </w:r>
           </w:p>
@@ -2890,17 +2567,15 @@
               <w:rPr>
                 <w:rFonts w:ascii="Arial"/>
                 <w:b/>
-                <w:sz w:val="22"/>
-              </w:rPr>
-            </w:pPr>
-          </w:p>
-          <w:p>
-            <w:pPr>
-              <w:pStyle w:val="TableParagraph"/>
-              <w:rPr>
-                <w:rFonts w:ascii="Arial"/>
-                <w:b/>
-                <w:sz w:val="22"/>
+              </w:rPr>
+            </w:pPr>
+          </w:p>
+          <w:p>
+            <w:pPr>
+              <w:pStyle w:val="TableParagraph"/>
+              <w:rPr>
+                <w:rFonts w:ascii="Arial"/>
+                <w:b/>
               </w:rPr>
             </w:pPr>
           </w:p>
@@ -2911,7 +2586,6 @@
               <w:rPr>
                 <w:rFonts w:ascii="Arial"/>
                 <w:b/>
-                <w:sz w:val="22"/>
               </w:rPr>
             </w:pPr>
           </w:p>
@@ -2920,59 +2594,40 @@
               <w:pStyle w:val="TableParagraph"/>
               <w:spacing w:line="276" w:lineRule="auto"/>
               <w:ind w:left="42"/>
-              <w:rPr>
-                <w:sz w:val="22"/>
-              </w:rPr>
-            </w:pPr>
-            <w:r>
-              <w:rPr>
-                <w:sz w:val="22"/>
-              </w:rPr>
+            </w:pPr>
+            <w:r>
               <w:t>Should</w:t>
             </w:r>
             <w:r>
               <w:rPr>
                 <w:spacing w:val="-12"/>
-                <w:sz w:val="22"/>
-              </w:rPr>
-              <w:t> </w:t>
-            </w:r>
-            <w:r>
-              <w:rPr>
-                <w:sz w:val="22"/>
-              </w:rPr>
+              </w:rPr>
+              <w:t xml:space="preserve"> </w:t>
+            </w:r>
+            <w:r>
               <w:t>be</w:t>
             </w:r>
             <w:r>
               <w:rPr>
                 <w:spacing w:val="-12"/>
-                <w:sz w:val="22"/>
-              </w:rPr>
-              <w:t> </w:t>
-            </w:r>
-            <w:r>
-              <w:rPr>
-                <w:sz w:val="22"/>
-              </w:rPr>
+              </w:rPr>
+              <w:t xml:space="preserve"> </w:t>
+            </w:r>
+            <w:r>
               <w:t>under</w:t>
             </w:r>
             <w:r>
               <w:rPr>
                 <w:spacing w:val="-12"/>
-                <w:sz w:val="22"/>
-              </w:rPr>
-              <w:t> </w:t>
-            </w:r>
-            <w:r>
-              <w:rPr>
-                <w:sz w:val="22"/>
-              </w:rPr>
-              <w:t>3 </w:t>
+              </w:rPr>
+              <w:t xml:space="preserve"> </w:t>
+            </w:r>
+            <w:r>
+              <w:t xml:space="preserve">3 </w:t>
             </w:r>
             <w:r>
               <w:rPr>
                 <w:spacing w:val="-2"/>
-                <w:sz w:val="22"/>
               </w:rPr>
               <w:t>seconds</w:t>
             </w:r>
@@ -2988,7 +2643,7 @@
           <w:p>
             <w:pPr>
               <w:pStyle w:val="TableParagraph"/>
-              <w:spacing w:line="276" w:lineRule="auto" w:before="42"/>
+              <w:spacing w:before="42" w:line="276" w:lineRule="auto"/>
               <w:ind w:left="42" w:right="141"/>
               <w:rPr>
                 <w:sz w:val="20"/>
@@ -2999,21 +2654,21 @@
                 <w:spacing w:val="-2"/>
                 <w:sz w:val="20"/>
               </w:rPr>
-              <w:t>Average response </w:t>
+              <w:t xml:space="preserve">Average response </w:t>
             </w:r>
             <w:r>
               <w:rPr>
                 <w:spacing w:val="-4"/>
                 <w:sz w:val="20"/>
               </w:rPr>
-              <w:t>time </w:t>
+              <w:t xml:space="preserve">time </w:t>
             </w:r>
             <w:r>
               <w:rPr>
                 <w:spacing w:val="-2"/>
                 <w:sz w:val="20"/>
               </w:rPr>
-              <w:t>recorded </w:t>
+              <w:t xml:space="preserve">recorded </w:t>
             </w:r>
             <w:r>
               <w:rPr>
@@ -3051,7 +2706,7 @@
       </w:tr>
       <w:tr>
         <w:trPr>
-          <w:trHeight w:val="1655" w:hRule="atLeast"/>
+          <w:trHeight w:val="1655"/>
         </w:trPr>
         <w:tc>
           <w:tcPr>
@@ -3063,37 +2718,33 @@
               <w:rPr>
                 <w:rFonts w:ascii="Arial"/>
                 <w:b/>
-                <w:sz w:val="22"/>
-              </w:rPr>
-            </w:pPr>
-          </w:p>
-          <w:p>
-            <w:pPr>
-              <w:pStyle w:val="TableParagraph"/>
-              <w:rPr>
-                <w:rFonts w:ascii="Arial"/>
-                <w:b/>
-                <w:sz w:val="22"/>
-              </w:rPr>
-            </w:pPr>
-          </w:p>
-          <w:p>
-            <w:pPr>
-              <w:pStyle w:val="TableParagraph"/>
-              <w:rPr>
-                <w:rFonts w:ascii="Arial"/>
-                <w:b/>
-                <w:sz w:val="22"/>
-              </w:rPr>
-            </w:pPr>
-          </w:p>
-          <w:p>
-            <w:pPr>
-              <w:pStyle w:val="TableParagraph"/>
-              <w:rPr>
-                <w:rFonts w:ascii="Arial"/>
-                <w:b/>
-                <w:sz w:val="22"/>
+              </w:rPr>
+            </w:pPr>
+          </w:p>
+          <w:p>
+            <w:pPr>
+              <w:pStyle w:val="TableParagraph"/>
+              <w:rPr>
+                <w:rFonts w:ascii="Arial"/>
+                <w:b/>
+              </w:rPr>
+            </w:pPr>
+          </w:p>
+          <w:p>
+            <w:pPr>
+              <w:pStyle w:val="TableParagraph"/>
+              <w:rPr>
+                <w:rFonts w:ascii="Arial"/>
+                <w:b/>
+              </w:rPr>
+            </w:pPr>
+          </w:p>
+          <w:p>
+            <w:pPr>
+              <w:pStyle w:val="TableParagraph"/>
+              <w:rPr>
+                <w:rFonts w:ascii="Arial"/>
+                <w:b/>
               </w:rPr>
             </w:pPr>
           </w:p>
@@ -3104,7 +2755,6 @@
               <w:rPr>
                 <w:rFonts w:ascii="Arial"/>
                 <w:b/>
-                <w:sz w:val="22"/>
               </w:rPr>
             </w:pPr>
           </w:p>
@@ -3115,14 +2765,12 @@
               <w:rPr>
                 <w:rFonts w:ascii="Arial"/>
                 <w:b/>
-                <w:sz w:val="22"/>
-              </w:rPr>
-            </w:pPr>
-            <w:r>
-              <w:rPr>
-                <w:rFonts w:ascii="Arial"/>
-                <w:b/>
-                <w:sz w:val="22"/>
+              </w:rPr>
+            </w:pPr>
+            <w:r>
+              <w:rPr>
+                <w:rFonts w:ascii="Arial"/>
+                <w:b/>
               </w:rPr>
               <w:t>PT-</w:t>
             </w:r>
@@ -3131,7 +2779,6 @@
                 <w:rFonts w:ascii="Arial"/>
                 <w:b/>
                 <w:spacing w:val="-5"/>
-                <w:sz w:val="22"/>
               </w:rPr>
               <w:t>02</w:t>
             </w:r>
@@ -3147,37 +2794,33 @@
               <w:rPr>
                 <w:rFonts w:ascii="Arial"/>
                 <w:b/>
-                <w:sz w:val="22"/>
-              </w:rPr>
-            </w:pPr>
-          </w:p>
-          <w:p>
-            <w:pPr>
-              <w:pStyle w:val="TableParagraph"/>
-              <w:rPr>
-                <w:rFonts w:ascii="Arial"/>
-                <w:b/>
-                <w:sz w:val="22"/>
-              </w:rPr>
-            </w:pPr>
-          </w:p>
-          <w:p>
-            <w:pPr>
-              <w:pStyle w:val="TableParagraph"/>
-              <w:rPr>
-                <w:rFonts w:ascii="Arial"/>
-                <w:b/>
-                <w:sz w:val="22"/>
-              </w:rPr>
-            </w:pPr>
-          </w:p>
-          <w:p>
-            <w:pPr>
-              <w:pStyle w:val="TableParagraph"/>
-              <w:rPr>
-                <w:rFonts w:ascii="Arial"/>
-                <w:b/>
-                <w:sz w:val="22"/>
+              </w:rPr>
+            </w:pPr>
+          </w:p>
+          <w:p>
+            <w:pPr>
+              <w:pStyle w:val="TableParagraph"/>
+              <w:rPr>
+                <w:rFonts w:ascii="Arial"/>
+                <w:b/>
+              </w:rPr>
+            </w:pPr>
+          </w:p>
+          <w:p>
+            <w:pPr>
+              <w:pStyle w:val="TableParagraph"/>
+              <w:rPr>
+                <w:rFonts w:ascii="Arial"/>
+                <w:b/>
+              </w:rPr>
+            </w:pPr>
+          </w:p>
+          <w:p>
+            <w:pPr>
+              <w:pStyle w:val="TableParagraph"/>
+              <w:rPr>
+                <w:rFonts w:ascii="Arial"/>
+                <w:b/>
               </w:rPr>
             </w:pPr>
           </w:p>
@@ -3188,7 +2831,6 @@
               <w:rPr>
                 <w:rFonts w:ascii="Arial"/>
                 <w:b/>
-                <w:sz w:val="22"/>
               </w:rPr>
             </w:pPr>
           </w:p>
@@ -3196,40 +2838,28 @@
             <w:pPr>
               <w:pStyle w:val="TableParagraph"/>
               <w:ind w:left="42"/>
-              <w:rPr>
-                <w:sz w:val="22"/>
-              </w:rPr>
-            </w:pPr>
-            <w:r>
-              <w:rPr>
-                <w:sz w:val="22"/>
-              </w:rPr>
+            </w:pPr>
+            <w:r>
               <w:t>API</w:t>
             </w:r>
             <w:r>
               <w:rPr>
                 <w:spacing w:val="-3"/>
-                <w:sz w:val="22"/>
-              </w:rPr>
-              <w:t> </w:t>
-            </w:r>
-            <w:r>
-              <w:rPr>
-                <w:sz w:val="22"/>
-              </w:rPr>
+              </w:rPr>
+              <w:t xml:space="preserve"> </w:t>
+            </w:r>
+            <w:r>
               <w:t>Speed</w:t>
             </w:r>
             <w:r>
               <w:rPr>
                 <w:spacing w:val="1"/>
-                <w:sz w:val="22"/>
-              </w:rPr>
-              <w:t> </w:t>
+              </w:rPr>
+              <w:t xml:space="preserve"> </w:t>
             </w:r>
             <w:r>
               <w:rPr>
                 <w:spacing w:val="-4"/>
-                <w:sz w:val="22"/>
               </w:rPr>
               <w:t>Test</w:t>
             </w:r>
@@ -3245,7 +2875,6 @@
               <w:rPr>
                 <w:rFonts w:ascii="Arial"/>
                 <w:b/>
-                <w:sz w:val="22"/>
               </w:rPr>
             </w:pPr>
           </w:p>
@@ -3256,7 +2885,6 @@
               <w:rPr>
                 <w:rFonts w:ascii="Arial"/>
                 <w:b/>
-                <w:sz w:val="22"/>
               </w:rPr>
             </w:pPr>
           </w:p>
@@ -3265,46 +2893,31 @@
               <w:pStyle w:val="TableParagraph"/>
               <w:spacing w:line="278" w:lineRule="auto"/>
               <w:ind w:left="43"/>
-              <w:rPr>
-                <w:sz w:val="22"/>
-              </w:rPr>
-            </w:pPr>
-            <w:r>
-              <w:rPr>
-                <w:sz w:val="22"/>
-              </w:rPr>
+            </w:pPr>
+            <w:r>
               <w:t>Send</w:t>
             </w:r>
             <w:r>
               <w:rPr>
                 <w:spacing w:val="-16"/>
-                <w:sz w:val="22"/>
-              </w:rPr>
-              <w:t> </w:t>
-            </w:r>
-            <w:r>
-              <w:rPr>
-                <w:sz w:val="22"/>
-              </w:rPr>
+              </w:rPr>
+              <w:t xml:space="preserve"> </w:t>
+            </w:r>
+            <w:r>
               <w:t>multiple</w:t>
             </w:r>
             <w:r>
               <w:rPr>
                 <w:spacing w:val="-15"/>
-                <w:sz w:val="22"/>
-              </w:rPr>
-              <w:t> </w:t>
-            </w:r>
-            <w:r>
-              <w:rPr>
-                <w:sz w:val="22"/>
-              </w:rPr>
-              <w:t>API calls at the same </w:t>
+              </w:rPr>
+              <w:t xml:space="preserve"> </w:t>
+            </w:r>
+            <w:r>
+              <w:t xml:space="preserve">API calls at the same </w:t>
             </w:r>
             <w:r>
               <w:rPr>
                 <w:spacing w:val="-4"/>
-                <w:sz w:val="22"/>
               </w:rPr>
               <w:t>time</w:t>
             </w:r>
@@ -3320,27 +2933,24 @@
               <w:rPr>
                 <w:rFonts w:ascii="Arial"/>
                 <w:b/>
-                <w:sz w:val="22"/>
-              </w:rPr>
-            </w:pPr>
-          </w:p>
-          <w:p>
-            <w:pPr>
-              <w:pStyle w:val="TableParagraph"/>
-              <w:rPr>
-                <w:rFonts w:ascii="Arial"/>
-                <w:b/>
-                <w:sz w:val="22"/>
-              </w:rPr>
-            </w:pPr>
-          </w:p>
-          <w:p>
-            <w:pPr>
-              <w:pStyle w:val="TableParagraph"/>
-              <w:rPr>
-                <w:rFonts w:ascii="Arial"/>
-                <w:b/>
-                <w:sz w:val="22"/>
+              </w:rPr>
+            </w:pPr>
+          </w:p>
+          <w:p>
+            <w:pPr>
+              <w:pStyle w:val="TableParagraph"/>
+              <w:rPr>
+                <w:rFonts w:ascii="Arial"/>
+                <w:b/>
+              </w:rPr>
+            </w:pPr>
+          </w:p>
+          <w:p>
+            <w:pPr>
+              <w:pStyle w:val="TableParagraph"/>
+              <w:rPr>
+                <w:rFonts w:ascii="Arial"/>
+                <w:b/>
               </w:rPr>
             </w:pPr>
           </w:p>
@@ -3351,7 +2961,6 @@
               <w:rPr>
                 <w:rFonts w:ascii="Arial"/>
                 <w:b/>
-                <w:sz w:val="22"/>
               </w:rPr>
             </w:pPr>
           </w:p>
@@ -3360,59 +2969,40 @@
               <w:pStyle w:val="TableParagraph"/>
               <w:spacing w:line="280" w:lineRule="auto"/>
               <w:ind w:left="42"/>
-              <w:rPr>
-                <w:sz w:val="22"/>
-              </w:rPr>
-            </w:pPr>
-            <w:r>
-              <w:rPr>
-                <w:sz w:val="22"/>
-              </w:rPr>
+            </w:pPr>
+            <w:r>
               <w:t>API</w:t>
             </w:r>
             <w:r>
               <w:rPr>
                 <w:spacing w:val="-13"/>
-                <w:sz w:val="22"/>
-              </w:rPr>
-              <w:t> </w:t>
-            </w:r>
-            <w:r>
-              <w:rPr>
-                <w:sz w:val="22"/>
-              </w:rPr>
+              </w:rPr>
+              <w:t xml:space="preserve"> </w:t>
+            </w:r>
+            <w:r>
               <w:t>should</w:t>
             </w:r>
             <w:r>
               <w:rPr>
                 <w:spacing w:val="-14"/>
-                <w:sz w:val="22"/>
-              </w:rPr>
-              <w:t> </w:t>
-            </w:r>
-            <w:r>
-              <w:rPr>
-                <w:sz w:val="22"/>
-              </w:rPr>
+              </w:rPr>
+              <w:t xml:space="preserve"> </w:t>
+            </w:r>
+            <w:r>
               <w:t>not</w:t>
             </w:r>
             <w:r>
               <w:rPr>
                 <w:spacing w:val="-13"/>
-                <w:sz w:val="22"/>
-              </w:rPr>
-              <w:t> </w:t>
-            </w:r>
-            <w:r>
-              <w:rPr>
-                <w:sz w:val="22"/>
-              </w:rPr>
-              <w:t>slow </w:t>
+              </w:rPr>
+              <w:t xml:space="preserve"> </w:t>
+            </w:r>
+            <w:r>
+              <w:t xml:space="preserve">slow </w:t>
             </w:r>
             <w:r>
               <w:rPr>
                 <w:spacing w:val="-4"/>
-                <w:sz w:val="22"/>
               </w:rPr>
               <w:t>down</w:t>
             </w:r>
@@ -3442,31 +3032,40 @@
           <w:p>
             <w:pPr>
               <w:pStyle w:val="TableParagraph"/>
-              <w:spacing w:line="276" w:lineRule="auto" w:before="35"/>
+              <w:spacing w:before="35" w:line="276" w:lineRule="auto"/>
               <w:ind w:left="42" w:right="39"/>
               <w:rPr>
                 <w:sz w:val="20"/>
               </w:rPr>
             </w:pPr>
+            <w:proofErr w:type="spellStart"/>
             <w:r>
               <w:rPr>
                 <w:spacing w:val="-2"/>
                 <w:sz w:val="20"/>
               </w:rPr>
-              <w:t>maintaine </w:t>
-            </w:r>
-            <w:r>
-              <w:rPr>
-                <w:sz w:val="20"/>
-              </w:rPr>
-              <w:t>d stable </w:t>
-            </w:r>
+              <w:t>maintaine</w:t>
+            </w:r>
+            <w:proofErr w:type="spellEnd"/>
             <w:r>
               <w:rPr>
                 <w:spacing w:val="-2"/>
                 <w:sz w:val="20"/>
               </w:rPr>
-              <w:t>speed </w:t>
+              <w:t xml:space="preserve"> </w:t>
+            </w:r>
+            <w:r>
+              <w:rPr>
+                <w:sz w:val="20"/>
+              </w:rPr>
+              <w:t xml:space="preserve">d stable </w:t>
+            </w:r>
+            <w:r>
+              <w:rPr>
+                <w:spacing w:val="-2"/>
+                <w:sz w:val="20"/>
+              </w:rPr>
+              <w:t xml:space="preserve">speed </w:t>
             </w:r>
             <w:r>
               <w:rPr>
@@ -3479,7 +3078,7 @@
                 <w:spacing w:val="-14"/>
                 <w:sz w:val="20"/>
               </w:rPr>
-              <w:t> </w:t>
+              <w:t xml:space="preserve"> </w:t>
             </w:r>
             <w:r>
               <w:rPr>
@@ -3514,7 +3113,7 @@
       </w:tr>
       <w:tr>
         <w:trPr>
-          <w:trHeight w:val="1915" w:hRule="atLeast"/>
+          <w:trHeight w:val="1915"/>
         </w:trPr>
         <w:tc>
           <w:tcPr>
@@ -3526,47 +3125,42 @@
               <w:rPr>
                 <w:rFonts w:ascii="Arial"/>
                 <w:b/>
-                <w:sz w:val="22"/>
-              </w:rPr>
-            </w:pPr>
-          </w:p>
-          <w:p>
-            <w:pPr>
-              <w:pStyle w:val="TableParagraph"/>
-              <w:rPr>
-                <w:rFonts w:ascii="Arial"/>
-                <w:b/>
-                <w:sz w:val="22"/>
-              </w:rPr>
-            </w:pPr>
-          </w:p>
-          <w:p>
-            <w:pPr>
-              <w:pStyle w:val="TableParagraph"/>
-              <w:rPr>
-                <w:rFonts w:ascii="Arial"/>
-                <w:b/>
-                <w:sz w:val="22"/>
-              </w:rPr>
-            </w:pPr>
-          </w:p>
-          <w:p>
-            <w:pPr>
-              <w:pStyle w:val="TableParagraph"/>
-              <w:rPr>
-                <w:rFonts w:ascii="Arial"/>
-                <w:b/>
-                <w:sz w:val="22"/>
-              </w:rPr>
-            </w:pPr>
-          </w:p>
-          <w:p>
-            <w:pPr>
-              <w:pStyle w:val="TableParagraph"/>
-              <w:rPr>
-                <w:rFonts w:ascii="Arial"/>
-                <w:b/>
-                <w:sz w:val="22"/>
+              </w:rPr>
+            </w:pPr>
+          </w:p>
+          <w:p>
+            <w:pPr>
+              <w:pStyle w:val="TableParagraph"/>
+              <w:rPr>
+                <w:rFonts w:ascii="Arial"/>
+                <w:b/>
+              </w:rPr>
+            </w:pPr>
+          </w:p>
+          <w:p>
+            <w:pPr>
+              <w:pStyle w:val="TableParagraph"/>
+              <w:rPr>
+                <w:rFonts w:ascii="Arial"/>
+                <w:b/>
+              </w:rPr>
+            </w:pPr>
+          </w:p>
+          <w:p>
+            <w:pPr>
+              <w:pStyle w:val="TableParagraph"/>
+              <w:rPr>
+                <w:rFonts w:ascii="Arial"/>
+                <w:b/>
+              </w:rPr>
+            </w:pPr>
+          </w:p>
+          <w:p>
+            <w:pPr>
+              <w:pStyle w:val="TableParagraph"/>
+              <w:rPr>
+                <w:rFonts w:ascii="Arial"/>
+                <w:b/>
               </w:rPr>
             </w:pPr>
           </w:p>
@@ -3577,7 +3171,6 @@
               <w:rPr>
                 <w:rFonts w:ascii="Arial"/>
                 <w:b/>
-                <w:sz w:val="22"/>
               </w:rPr>
             </w:pPr>
           </w:p>
@@ -3588,14 +3181,12 @@
               <w:rPr>
                 <w:rFonts w:ascii="Arial"/>
                 <w:b/>
-                <w:sz w:val="22"/>
-              </w:rPr>
-            </w:pPr>
-            <w:r>
-              <w:rPr>
-                <w:rFonts w:ascii="Arial"/>
-                <w:b/>
-                <w:sz w:val="22"/>
+              </w:rPr>
+            </w:pPr>
+            <w:r>
+              <w:rPr>
+                <w:rFonts w:ascii="Arial"/>
+                <w:b/>
               </w:rPr>
               <w:t>PT-</w:t>
             </w:r>
@@ -3604,7 +3195,6 @@
                 <w:rFonts w:ascii="Arial"/>
                 <w:b/>
                 <w:spacing w:val="-5"/>
-                <w:sz w:val="22"/>
               </w:rPr>
               <w:t>03</w:t>
             </w:r>
@@ -3620,37 +3210,33 @@
               <w:rPr>
                 <w:rFonts w:ascii="Arial"/>
                 <w:b/>
-                <w:sz w:val="22"/>
-              </w:rPr>
-            </w:pPr>
-          </w:p>
-          <w:p>
-            <w:pPr>
-              <w:pStyle w:val="TableParagraph"/>
-              <w:rPr>
-                <w:rFonts w:ascii="Arial"/>
-                <w:b/>
-                <w:sz w:val="22"/>
-              </w:rPr>
-            </w:pPr>
-          </w:p>
-          <w:p>
-            <w:pPr>
-              <w:pStyle w:val="TableParagraph"/>
-              <w:rPr>
-                <w:rFonts w:ascii="Arial"/>
-                <w:b/>
-                <w:sz w:val="22"/>
-              </w:rPr>
-            </w:pPr>
-          </w:p>
-          <w:p>
-            <w:pPr>
-              <w:pStyle w:val="TableParagraph"/>
-              <w:rPr>
-                <w:rFonts w:ascii="Arial"/>
-                <w:b/>
-                <w:sz w:val="22"/>
+              </w:rPr>
+            </w:pPr>
+          </w:p>
+          <w:p>
+            <w:pPr>
+              <w:pStyle w:val="TableParagraph"/>
+              <w:rPr>
+                <w:rFonts w:ascii="Arial"/>
+                <w:b/>
+              </w:rPr>
+            </w:pPr>
+          </w:p>
+          <w:p>
+            <w:pPr>
+              <w:pStyle w:val="TableParagraph"/>
+              <w:rPr>
+                <w:rFonts w:ascii="Arial"/>
+                <w:b/>
+              </w:rPr>
+            </w:pPr>
+          </w:p>
+          <w:p>
+            <w:pPr>
+              <w:pStyle w:val="TableParagraph"/>
+              <w:rPr>
+                <w:rFonts w:ascii="Arial"/>
+                <w:b/>
               </w:rPr>
             </w:pPr>
           </w:p>
@@ -3661,7 +3247,6 @@
               <w:rPr>
                 <w:rFonts w:ascii="Arial"/>
                 <w:b/>
-                <w:sz w:val="22"/>
               </w:rPr>
             </w:pPr>
           </w:p>
@@ -3670,66 +3255,46 @@
               <w:pStyle w:val="TableParagraph"/>
               <w:spacing w:line="276" w:lineRule="auto"/>
               <w:ind w:left="42" w:right="482"/>
-              <w:rPr>
-                <w:sz w:val="22"/>
-              </w:rPr>
-            </w:pPr>
-            <w:r>
-              <w:rPr>
-                <w:sz w:val="22"/>
-              </w:rPr>
+            </w:pPr>
+            <w:r>
               <w:t>File</w:t>
             </w:r>
             <w:r>
               <w:rPr>
                 <w:spacing w:val="-14"/>
-                <w:sz w:val="22"/>
-              </w:rPr>
-              <w:t> </w:t>
-            </w:r>
-            <w:r>
-              <w:rPr>
-                <w:sz w:val="22"/>
-              </w:rPr>
+              </w:rPr>
+              <w:t xml:space="preserve"> </w:t>
+            </w:r>
+            <w:r>
               <w:t>Upload</w:t>
             </w:r>
             <w:r>
               <w:rPr>
                 <w:spacing w:val="-15"/>
-                <w:sz w:val="22"/>
-              </w:rPr>
-              <w:t> </w:t>
-            </w:r>
-            <w:r>
-              <w:rPr>
-                <w:sz w:val="22"/>
-              </w:rPr>
+              </w:rPr>
+              <w:t xml:space="preserve"> </w:t>
+            </w:r>
+            <w:r>
               <w:t>Load Test</w:t>
             </w:r>
             <w:r>
               <w:rPr>
                 <w:spacing w:val="-4"/>
-                <w:sz w:val="22"/>
-              </w:rPr>
-              <w:t> </w:t>
-            </w:r>
-            <w:r>
-              <w:rPr>
-                <w:sz w:val="22"/>
-              </w:rPr>
+              </w:rPr>
+              <w:t xml:space="preserve"> </w:t>
+            </w:r>
+            <w:r>
               <w:t>(e.g.,</w:t>
             </w:r>
             <w:r>
               <w:rPr>
                 <w:spacing w:val="-4"/>
-                <w:sz w:val="22"/>
-              </w:rPr>
-              <w:t> </w:t>
+              </w:rPr>
+              <w:t xml:space="preserve"> </w:t>
             </w:r>
             <w:r>
               <w:rPr>
                 <w:spacing w:val="-2"/>
-                <w:sz w:val="22"/>
               </w:rPr>
               <w:t>PDFs)</w:t>
             </w:r>
@@ -3745,17 +3310,15 @@
               <w:rPr>
                 <w:rFonts w:ascii="Arial"/>
                 <w:b/>
-                <w:sz w:val="22"/>
-              </w:rPr>
-            </w:pPr>
-          </w:p>
-          <w:p>
-            <w:pPr>
-              <w:pStyle w:val="TableParagraph"/>
-              <w:rPr>
-                <w:rFonts w:ascii="Arial"/>
-                <w:b/>
-                <w:sz w:val="22"/>
+              </w:rPr>
+            </w:pPr>
+          </w:p>
+          <w:p>
+            <w:pPr>
+              <w:pStyle w:val="TableParagraph"/>
+              <w:rPr>
+                <w:rFonts w:ascii="Arial"/>
+                <w:b/>
               </w:rPr>
             </w:pPr>
           </w:p>
@@ -3766,7 +3329,6 @@
               <w:rPr>
                 <w:rFonts w:ascii="Arial"/>
                 <w:b/>
-                <w:sz w:val="22"/>
               </w:rPr>
             </w:pPr>
           </w:p>
@@ -3775,46 +3337,31 @@
               <w:pStyle w:val="TableParagraph"/>
               <w:spacing w:line="276" w:lineRule="auto"/>
               <w:ind w:left="43" w:right="352"/>
-              <w:rPr>
-                <w:sz w:val="22"/>
-              </w:rPr>
-            </w:pPr>
-            <w:r>
-              <w:rPr>
-                <w:sz w:val="22"/>
-              </w:rPr>
+            </w:pPr>
+            <w:r>
               <w:t>Upload multiple PDFs</w:t>
             </w:r>
             <w:r>
               <w:rPr>
                 <w:spacing w:val="-16"/>
-                <w:sz w:val="22"/>
-              </w:rPr>
-              <w:t> </w:t>
-            </w:r>
-            <w:r>
-              <w:rPr>
-                <w:sz w:val="22"/>
-              </w:rPr>
+              </w:rPr>
+              <w:t xml:space="preserve"> </w:t>
+            </w:r>
+            <w:r>
               <w:t>and</w:t>
             </w:r>
             <w:r>
               <w:rPr>
                 <w:spacing w:val="-15"/>
-                <w:sz w:val="22"/>
-              </w:rPr>
-              <w:t> </w:t>
-            </w:r>
-            <w:r>
-              <w:rPr>
-                <w:sz w:val="22"/>
-              </w:rPr>
-              <w:t>check </w:t>
+              </w:rPr>
+              <w:t xml:space="preserve"> </w:t>
+            </w:r>
+            <w:r>
+              <w:t xml:space="preserve">check </w:t>
             </w:r>
             <w:r>
               <w:rPr>
                 <w:spacing w:val="-2"/>
-                <w:sz w:val="22"/>
               </w:rPr>
               <w:t>processing</w:t>
             </w:r>
@@ -3830,17 +3377,15 @@
               <w:rPr>
                 <w:rFonts w:ascii="Arial"/>
                 <w:b/>
-                <w:sz w:val="22"/>
-              </w:rPr>
-            </w:pPr>
-          </w:p>
-          <w:p>
-            <w:pPr>
-              <w:pStyle w:val="TableParagraph"/>
-              <w:rPr>
-                <w:rFonts w:ascii="Arial"/>
-                <w:b/>
-                <w:sz w:val="22"/>
+              </w:rPr>
+            </w:pPr>
+          </w:p>
+          <w:p>
+            <w:pPr>
+              <w:pStyle w:val="TableParagraph"/>
+              <w:rPr>
+                <w:rFonts w:ascii="Arial"/>
+                <w:b/>
               </w:rPr>
             </w:pPr>
           </w:p>
@@ -3851,7 +3396,6 @@
               <w:rPr>
                 <w:rFonts w:ascii="Arial"/>
                 <w:b/>
-                <w:sz w:val="22"/>
               </w:rPr>
             </w:pPr>
           </w:p>
@@ -3860,33 +3404,22 @@
               <w:pStyle w:val="TableParagraph"/>
               <w:spacing w:line="276" w:lineRule="auto"/>
               <w:ind w:left="42" w:right="446"/>
-              <w:rPr>
-                <w:sz w:val="22"/>
-              </w:rPr>
-            </w:pPr>
-            <w:r>
-              <w:rPr>
-                <w:sz w:val="22"/>
-              </w:rPr>
+            </w:pPr>
+            <w:r>
               <w:t>Should work smoothly</w:t>
             </w:r>
             <w:r>
               <w:rPr>
                 <w:spacing w:val="-16"/>
-                <w:sz w:val="22"/>
-              </w:rPr>
-              <w:t> </w:t>
-            </w:r>
-            <w:r>
-              <w:rPr>
-                <w:sz w:val="22"/>
-              </w:rPr>
-              <w:t>without </w:t>
+              </w:rPr>
+              <w:t xml:space="preserve"> </w:t>
+            </w:r>
+            <w:r>
+              <w:t xml:space="preserve">without </w:t>
             </w:r>
             <w:r>
               <w:rPr>
                 <w:spacing w:val="-2"/>
-                <w:sz w:val="22"/>
               </w:rPr>
               <w:t>crashing</w:t>
             </w:r>
@@ -3899,24 +3432,33 @@
           <w:p>
             <w:pPr>
               <w:pStyle w:val="TableParagraph"/>
-              <w:spacing w:line="276" w:lineRule="auto" w:before="27"/>
+              <w:spacing w:before="27" w:line="276" w:lineRule="auto"/>
               <w:ind w:left="42" w:right="130"/>
               <w:rPr>
                 <w:sz w:val="20"/>
               </w:rPr>
             </w:pPr>
+            <w:proofErr w:type="spellStart"/>
             <w:r>
               <w:rPr>
                 <w:spacing w:val="-2"/>
                 <w:sz w:val="20"/>
               </w:rPr>
-              <w:t>Processe </w:t>
-            </w:r>
-            <w:r>
-              <w:rPr>
-                <w:sz w:val="20"/>
-              </w:rPr>
-              <w:t>d test </w:t>
+              <w:t>Processe</w:t>
+            </w:r>
+            <w:proofErr w:type="spellEnd"/>
+            <w:r>
+              <w:rPr>
+                <w:spacing w:val="-2"/>
+                <w:sz w:val="20"/>
+              </w:rPr>
+              <w:t xml:space="preserve"> </w:t>
+            </w:r>
+            <w:r>
+              <w:rPr>
+                <w:sz w:val="20"/>
+              </w:rPr>
+              <w:t xml:space="preserve">d test </w:t>
             </w:r>
             <w:r>
               <w:rPr>
@@ -3929,7 +3471,7 @@
           <w:p>
             <w:pPr>
               <w:pStyle w:val="TableParagraph"/>
-              <w:spacing w:line="276" w:lineRule="auto" w:before="2"/>
+              <w:spacing w:before="2" w:line="276" w:lineRule="auto"/>
               <w:ind w:left="42" w:right="34"/>
               <w:rPr>
                 <w:sz w:val="20"/>
@@ -3940,13 +3482,21 @@
                 <w:spacing w:val="-2"/>
                 <w:sz w:val="20"/>
               </w:rPr>
-              <w:t>successful </w:t>
-            </w:r>
-            <w:r>
-              <w:rPr>
-                <w:sz w:val="20"/>
-              </w:rPr>
-              <w:t>ly without </w:t>
+              <w:t xml:space="preserve">successful </w:t>
+            </w:r>
+            <w:proofErr w:type="spellStart"/>
+            <w:r>
+              <w:rPr>
+                <w:sz w:val="20"/>
+              </w:rPr>
+              <w:t>ly</w:t>
+            </w:r>
+            <w:proofErr w:type="spellEnd"/>
+            <w:r>
+              <w:rPr>
+                <w:sz w:val="20"/>
+              </w:rPr>
+              <w:t xml:space="preserve"> without </w:t>
             </w:r>
             <w:r>
               <w:rPr>
@@ -3981,24 +3531,26 @@
         </w:tc>
       </w:tr>
     </w:tbl>
+    <w:p/>
     <w:sectPr>
       <w:type w:val="continuous"/>
       <w:pgSz w:w="12240" w:h="15840"/>
-      <w:pgMar w:top="1420" w:bottom="280" w:left="1440" w:right="1080"/>
+      <w:pgMar w:top="1420" w:right="1080" w:bottom="280" w:left="1440" w:header="720" w:footer="720" w:gutter="0"/>
+      <w:cols w:space="720"/>
     </w:sectPr>
   </w:body>
 </w:document>
 </file>
 
 <file path=word/styles.xml><?xml version="1.0" encoding="utf-8"?>
-<w:styles xmlns:r="http://schemas.openxmlformats.org/officeDocument/2006/relationships" xmlns:w="http://schemas.openxmlformats.org/wordprocessingml/2006/main">
+<w:styles xmlns:mc="http://schemas.openxmlformats.org/markup-compatibility/2006" xmlns:r="http://schemas.openxmlformats.org/officeDocument/2006/relationships" xmlns:w="http://schemas.openxmlformats.org/wordprocessingml/2006/main" xmlns:w14="http://schemas.microsoft.com/office/word/2010/wordml" xmlns:w15="http://schemas.microsoft.com/office/word/2012/wordml" xmlns:w16cex="http://schemas.microsoft.com/office/word/2018/wordml/cex" xmlns:w16cid="http://schemas.microsoft.com/office/word/2016/wordml/cid" xmlns:w16="http://schemas.microsoft.com/office/word/2018/wordml" xmlns:w16du="http://schemas.microsoft.com/office/word/2023/wordml/word16du" xmlns:w16sdtdh="http://schemas.microsoft.com/office/word/2020/wordml/sdtdatahash" xmlns:w16sdtfl="http://schemas.microsoft.com/office/word/2024/wordml/sdtformatlock" xmlns:w16se="http://schemas.microsoft.com/office/word/2015/wordml/symex" mc:Ignorable="w14 w15 w16se w16cid w16 w16cex w16sdtdh w16sdtfl w16du">
   <w:docDefaults>
     <w:rPrDefault>
       <w:rPr>
-        <w:rFonts w:cstheme="minorBidi" w:hAnsiTheme="minorHAnsi" w:eastAsiaTheme="minorHAnsi" w:asciiTheme="minorHAnsi"/>
+        <w:rFonts w:asciiTheme="minorHAnsi" w:eastAsiaTheme="minorHAnsi" w:hAnsiTheme="minorHAnsi" w:cstheme="minorBidi"/>
         <w:sz w:val="22"/>
         <w:szCs w:val="22"/>
-        <w:lang w:val="en-US" w:bidi="ar-SA" w:eastAsia="en-US"/>
+        <w:lang w:val="en-US" w:eastAsia="en-US" w:bidi="ar-SA"/>
       </w:rPr>
     </w:rPrDefault>
     <w:pPrDefault>
@@ -4006,85 +3558,445 @@
         <w:widowControl w:val="0"/>
         <w:autoSpaceDE w:val="0"/>
         <w:autoSpaceDN w:val="0"/>
-        <w:spacing w:lineRule="auto" w:line="240" w:before="0" w:after="0"/>
-        <w:ind w:left="0" w:right="0"/>
-        <w:jc w:val="left"/>
       </w:pPr>
     </w:pPrDefault>
   </w:docDefaults>
-  <w:style w:styleId="DefaultParagraphFont" w:default="1" w:type="character">
+  <w:latentStyles w:defLockedState="0" w:defUIPriority="99" w:defSemiHidden="0" w:defUnhideWhenUsed="0" w:defQFormat="0" w:count="376">
+    <w:lsdException w:name="Normal" w:uiPriority="0" w:qFormat="1"/>
+    <w:lsdException w:name="heading 1" w:uiPriority="9" w:qFormat="1"/>
+    <w:lsdException w:name="heading 2" w:semiHidden="1" w:uiPriority="9" w:unhideWhenUsed="1" w:qFormat="1"/>
+    <w:lsdException w:name="heading 3" w:semiHidden="1" w:uiPriority="9" w:unhideWhenUsed="1" w:qFormat="1"/>
+    <w:lsdException w:name="heading 4" w:semiHidden="1" w:uiPriority="9" w:unhideWhenUsed="1" w:qFormat="1"/>
+    <w:lsdException w:name="heading 5" w:semiHidden="1" w:uiPriority="9" w:unhideWhenUsed="1" w:qFormat="1"/>
+    <w:lsdException w:name="heading 6" w:semiHidden="1" w:uiPriority="9" w:unhideWhenUsed="1" w:qFormat="1"/>
+    <w:lsdException w:name="heading 7" w:semiHidden="1" w:uiPriority="9" w:unhideWhenUsed="1" w:qFormat="1"/>
+    <w:lsdException w:name="heading 8" w:semiHidden="1" w:uiPriority="9" w:unhideWhenUsed="1" w:qFormat="1"/>
+    <w:lsdException w:name="heading 9" w:semiHidden="1" w:uiPriority="9" w:unhideWhenUsed="1" w:qFormat="1"/>
+    <w:lsdException w:name="index 1" w:semiHidden="1" w:unhideWhenUsed="1"/>
+    <w:lsdException w:name="index 2" w:semiHidden="1" w:unhideWhenUsed="1"/>
+    <w:lsdException w:name="index 3" w:semiHidden="1" w:unhideWhenUsed="1"/>
+    <w:lsdException w:name="index 4" w:semiHidden="1" w:unhideWhenUsed="1"/>
+    <w:lsdException w:name="index 5" w:semiHidden="1" w:unhideWhenUsed="1"/>
+    <w:lsdException w:name="index 6" w:semiHidden="1" w:unhideWhenUsed="1"/>
+    <w:lsdException w:name="index 7" w:semiHidden="1" w:unhideWhenUsed="1"/>
+    <w:lsdException w:name="index 8" w:semiHidden="1" w:unhideWhenUsed="1"/>
+    <w:lsdException w:name="index 9" w:semiHidden="1" w:unhideWhenUsed="1"/>
+    <w:lsdException w:name="toc 1" w:semiHidden="1" w:uiPriority="39" w:unhideWhenUsed="1"/>
+    <w:lsdException w:name="toc 2" w:semiHidden="1" w:uiPriority="39" w:unhideWhenUsed="1"/>
+    <w:lsdException w:name="toc 3" w:semiHidden="1" w:uiPriority="39" w:unhideWhenUsed="1"/>
+    <w:lsdException w:name="toc 4" w:semiHidden="1" w:uiPriority="39" w:unhideWhenUsed="1"/>
+    <w:lsdException w:name="toc 5" w:semiHidden="1" w:uiPriority="39" w:unhideWhenUsed="1"/>
+    <w:lsdException w:name="toc 6" w:semiHidden="1" w:uiPriority="39" w:unhideWhenUsed="1"/>
+    <w:lsdException w:name="toc 7" w:semiHidden="1" w:uiPriority="39" w:unhideWhenUsed="1"/>
+    <w:lsdException w:name="toc 8" w:semiHidden="1" w:uiPriority="39" w:unhideWhenUsed="1"/>
+    <w:lsdException w:name="toc 9" w:semiHidden="1" w:uiPriority="39" w:unhideWhenUsed="1"/>
+    <w:lsdException w:name="Normal Indent" w:semiHidden="1" w:unhideWhenUsed="1"/>
+    <w:lsdException w:name="footnote text" w:semiHidden="1" w:unhideWhenUsed="1"/>
+    <w:lsdException w:name="annotation text" w:semiHidden="1" w:unhideWhenUsed="1"/>
+    <w:lsdException w:name="header" w:semiHidden="1" w:unhideWhenUsed="1"/>
+    <w:lsdException w:name="footer" w:semiHidden="1" w:unhideWhenUsed="1"/>
+    <w:lsdException w:name="index heading" w:semiHidden="1" w:unhideWhenUsed="1"/>
+    <w:lsdException w:name="caption" w:semiHidden="1" w:uiPriority="35" w:unhideWhenUsed="1" w:qFormat="1"/>
+    <w:lsdException w:name="table of figures" w:semiHidden="1" w:unhideWhenUsed="1"/>
+    <w:lsdException w:name="envelope address" w:semiHidden="1" w:unhideWhenUsed="1"/>
+    <w:lsdException w:name="envelope return" w:semiHidden="1" w:unhideWhenUsed="1"/>
+    <w:lsdException w:name="footnote reference" w:semiHidden="1" w:unhideWhenUsed="1"/>
+    <w:lsdException w:name="annotation reference" w:semiHidden="1" w:unhideWhenUsed="1"/>
+    <w:lsdException w:name="line number" w:semiHidden="1" w:unhideWhenUsed="1"/>
+    <w:lsdException w:name="page number" w:semiHidden="1" w:unhideWhenUsed="1"/>
+    <w:lsdException w:name="endnote reference" w:semiHidden="1" w:unhideWhenUsed="1"/>
+    <w:lsdException w:name="endnote text" w:semiHidden="1" w:unhideWhenUsed="1"/>
+    <w:lsdException w:name="table of authorities" w:semiHidden="1" w:unhideWhenUsed="1"/>
+    <w:lsdException w:name="macro" w:semiHidden="1" w:unhideWhenUsed="1"/>
+    <w:lsdException w:name="toa heading" w:semiHidden="1" w:unhideWhenUsed="1"/>
+    <w:lsdException w:name="List" w:semiHidden="1" w:unhideWhenUsed="1"/>
+    <w:lsdException w:name="List Bullet" w:semiHidden="1" w:unhideWhenUsed="1"/>
+    <w:lsdException w:name="List Number" w:semiHidden="1" w:unhideWhenUsed="1"/>
+    <w:lsdException w:name="List 2" w:semiHidden="1" w:unhideWhenUsed="1"/>
+    <w:lsdException w:name="List 3" w:semiHidden="1" w:unhideWhenUsed="1"/>
+    <w:lsdException w:name="List 4" w:semiHidden="1" w:unhideWhenUsed="1"/>
+    <w:lsdException w:name="List 5" w:semiHidden="1" w:unhideWhenUsed="1"/>
+    <w:lsdException w:name="List Bullet 2" w:semiHidden="1" w:unhideWhenUsed="1"/>
+    <w:lsdException w:name="List Bullet 3" w:semiHidden="1" w:unhideWhenUsed="1"/>
+    <w:lsdException w:name="List Bullet 4" w:semiHidden="1" w:unhideWhenUsed="1"/>
+    <w:lsdException w:name="List Bullet 5" w:semiHidden="1" w:unhideWhenUsed="1"/>
+    <w:lsdException w:name="List Number 2" w:semiHidden="1" w:unhideWhenUsed="1"/>
+    <w:lsdException w:name="List Number 3" w:semiHidden="1" w:unhideWhenUsed="1"/>
+    <w:lsdException w:name="List Number 4" w:semiHidden="1" w:unhideWhenUsed="1"/>
+    <w:lsdException w:name="List Number 5" w:semiHidden="1" w:unhideWhenUsed="1"/>
+    <w:lsdException w:name="Title" w:uiPriority="10" w:qFormat="1"/>
+    <w:lsdException w:name="Closing" w:semiHidden="1" w:unhideWhenUsed="1"/>
+    <w:lsdException w:name="Signature" w:semiHidden="1" w:unhideWhenUsed="1"/>
+    <w:lsdException w:name="Default Paragraph Font" w:semiHidden="1" w:uiPriority="1" w:unhideWhenUsed="1"/>
+    <w:lsdException w:name="Body Text" w:semiHidden="1" w:unhideWhenUsed="1"/>
+    <w:lsdException w:name="Body Text Indent" w:semiHidden="1" w:unhideWhenUsed="1"/>
+    <w:lsdException w:name="List Continue" w:semiHidden="1" w:unhideWhenUsed="1"/>
+    <w:lsdException w:name="List Continue 2" w:semiHidden="1" w:unhideWhenUsed="1"/>
+    <w:lsdException w:name="List Continue 3" w:semiHidden="1" w:unhideWhenUsed="1"/>
+    <w:lsdException w:name="List Continue 4" w:semiHidden="1" w:unhideWhenUsed="1"/>
+    <w:lsdException w:name="List Continue 5" w:semiHidden="1" w:unhideWhenUsed="1"/>
+    <w:lsdException w:name="Message Header" w:semiHidden="1" w:unhideWhenUsed="1"/>
+    <w:lsdException w:name="Subtitle" w:uiPriority="11" w:qFormat="1"/>
+    <w:lsdException w:name="Salutation" w:semiHidden="1" w:unhideWhenUsed="1"/>
+    <w:lsdException w:name="Date" w:semiHidden="1" w:unhideWhenUsed="1"/>
+    <w:lsdException w:name="Body Text First Indent" w:semiHidden="1" w:unhideWhenUsed="1"/>
+    <w:lsdException w:name="Body Text First Indent 2" w:semiHidden="1" w:unhideWhenUsed="1"/>
+    <w:lsdException w:name="Note Heading" w:semiHidden="1" w:unhideWhenUsed="1"/>
+    <w:lsdException w:name="Body Text 2" w:semiHidden="1" w:unhideWhenUsed="1"/>
+    <w:lsdException w:name="Body Text 3" w:semiHidden="1" w:unhideWhenUsed="1"/>
+    <w:lsdException w:name="Body Text Indent 2" w:semiHidden="1" w:unhideWhenUsed="1"/>
+    <w:lsdException w:name="Body Text Indent 3" w:semiHidden="1" w:unhideWhenUsed="1"/>
+    <w:lsdException w:name="Block Text" w:semiHidden="1" w:unhideWhenUsed="1"/>
+    <w:lsdException w:name="Hyperlink" w:semiHidden="1" w:unhideWhenUsed="1"/>
+    <w:lsdException w:name="FollowedHyperlink" w:semiHidden="1" w:unhideWhenUsed="1"/>
+    <w:lsdException w:name="Strong" w:uiPriority="22" w:qFormat="1"/>
+    <w:lsdException w:name="Emphasis" w:uiPriority="20" w:qFormat="1"/>
+    <w:lsdException w:name="Document Map" w:semiHidden="1" w:unhideWhenUsed="1"/>
+    <w:lsdException w:name="Plain Text" w:semiHidden="1" w:unhideWhenUsed="1"/>
+    <w:lsdException w:name="E-mail Signature" w:semiHidden="1" w:unhideWhenUsed="1"/>
+    <w:lsdException w:name="HTML Top of Form" w:semiHidden="1" w:unhideWhenUsed="1"/>
+    <w:lsdException w:name="HTML Bottom of Form" w:semiHidden="1" w:unhideWhenUsed="1"/>
+    <w:lsdException w:name="Normal (Web)" w:semiHidden="1" w:unhideWhenUsed="1"/>
+    <w:lsdException w:name="HTML Acronym" w:semiHidden="1" w:unhideWhenUsed="1"/>
+    <w:lsdException w:name="HTML Address" w:semiHidden="1" w:unhideWhenUsed="1"/>
+    <w:lsdException w:name="HTML Cite" w:semiHidden="1" w:unhideWhenUsed="1"/>
+    <w:lsdException w:name="HTML Code" w:semiHidden="1" w:unhideWhenUsed="1"/>
+    <w:lsdException w:name="HTML Definition" w:semiHidden="1" w:unhideWhenUsed="1"/>
+    <w:lsdException w:name="HTML Keyboard" w:semiHidden="1" w:unhideWhenUsed="1"/>
+    <w:lsdException w:name="HTML Preformatted" w:semiHidden="1" w:unhideWhenUsed="1"/>
+    <w:lsdException w:name="HTML Sample" w:semiHidden="1" w:unhideWhenUsed="1"/>
+    <w:lsdException w:name="HTML Typewriter" w:semiHidden="1" w:unhideWhenUsed="1"/>
+    <w:lsdException w:name="HTML Variable" w:semiHidden="1" w:unhideWhenUsed="1"/>
+    <w:lsdException w:name="Normal Table" w:semiHidden="1" w:unhideWhenUsed="1"/>
+    <w:lsdException w:name="annotation subject" w:semiHidden="1" w:unhideWhenUsed="1"/>
+    <w:lsdException w:name="No List" w:semiHidden="1" w:unhideWhenUsed="1"/>
+    <w:lsdException w:name="Outline List 1" w:semiHidden="1" w:unhideWhenUsed="1"/>
+    <w:lsdException w:name="Outline List 2" w:semiHidden="1" w:unhideWhenUsed="1"/>
+    <w:lsdException w:name="Outline List 3" w:semiHidden="1" w:unhideWhenUsed="1"/>
+    <w:lsdException w:name="Table Simple 1" w:semiHidden="1" w:unhideWhenUsed="1"/>
+    <w:lsdException w:name="Table Simple 2" w:semiHidden="1" w:unhideWhenUsed="1"/>
+    <w:lsdException w:name="Table Simple 3" w:semiHidden="1" w:unhideWhenUsed="1"/>
+    <w:lsdException w:name="Table Classic 1" w:semiHidden="1" w:unhideWhenUsed="1"/>
+    <w:lsdException w:name="Table Classic 2" w:semiHidden="1" w:unhideWhenUsed="1"/>
+    <w:lsdException w:name="Table Classic 3" w:semiHidden="1" w:unhideWhenUsed="1"/>
+    <w:lsdException w:name="Table Classic 4" w:semiHidden="1" w:unhideWhenUsed="1"/>
+    <w:lsdException w:name="Table Colorful 1" w:semiHidden="1" w:unhideWhenUsed="1"/>
+    <w:lsdException w:name="Table Colorful 2" w:semiHidden="1" w:unhideWhenUsed="1"/>
+    <w:lsdException w:name="Table Colorful 3" w:semiHidden="1" w:unhideWhenUsed="1"/>
+    <w:lsdException w:name="Table Columns 1" w:semiHidden="1" w:unhideWhenUsed="1"/>
+    <w:lsdException w:name="Table Columns 2" w:semiHidden="1" w:unhideWhenUsed="1"/>
+    <w:lsdException w:name="Table Columns 3" w:semiHidden="1" w:unhideWhenUsed="1"/>
+    <w:lsdException w:name="Table Columns 4" w:semiHidden="1" w:unhideWhenUsed="1"/>
+    <w:lsdException w:name="Table Columns 5" w:semiHidden="1" w:unhideWhenUsed="1"/>
+    <w:lsdException w:name="Table Grid 1" w:semiHidden="1" w:unhideWhenUsed="1"/>
+    <w:lsdException w:name="Table Grid 2" w:semiHidden="1" w:unhideWhenUsed="1"/>
+    <w:lsdException w:name="Table Grid 3" w:semiHidden="1" w:unhideWhenUsed="1"/>
+    <w:lsdException w:name="Table Grid 4" w:semiHidden="1" w:unhideWhenUsed="1"/>
+    <w:lsdException w:name="Table Grid 5" w:semiHidden="1" w:unhideWhenUsed="1"/>
+    <w:lsdException w:name="Table Grid 6" w:semiHidden="1" w:unhideWhenUsed="1"/>
+    <w:lsdException w:name="Table Grid 7" w:semiHidden="1" w:unhideWhenUsed="1"/>
+    <w:lsdException w:name="Table Grid 8" w:semiHidden="1" w:unhideWhenUsed="1"/>
+    <w:lsdException w:name="Table List 1" w:semiHidden="1" w:unhideWhenUsed="1"/>
+    <w:lsdException w:name="Table List 2" w:semiHidden="1" w:unhideWhenUsed="1"/>
+    <w:lsdException w:name="Table List 3" w:semiHidden="1" w:unhideWhenUsed="1"/>
+    <w:lsdException w:name="Table List 4" w:semiHidden="1" w:unhideWhenUsed="1"/>
+    <w:lsdException w:name="Table List 5" w:semiHidden="1" w:unhideWhenUsed="1"/>
+    <w:lsdException w:name="Table List 6" w:semiHidden="1" w:unhideWhenUsed="1"/>
+    <w:lsdException w:name="Table List 7" w:semiHidden="1" w:unhideWhenUsed="1"/>
+    <w:lsdException w:name="Table List 8" w:semiHidden="1" w:unhideWhenUsed="1"/>
+    <w:lsdException w:name="Table 3D effects 1" w:semiHidden="1" w:unhideWhenUsed="1"/>
+    <w:lsdException w:name="Table 3D effects 2" w:semiHidden="1" w:unhideWhenUsed="1"/>
+    <w:lsdException w:name="Table 3D effects 3" w:semiHidden="1" w:unhideWhenUsed="1"/>
+    <w:lsdException w:name="Table Contemporary" w:semiHidden="1" w:unhideWhenUsed="1"/>
+    <w:lsdException w:name="Table Elegant" w:semiHidden="1" w:unhideWhenUsed="1"/>
+    <w:lsdException w:name="Table Professional" w:semiHidden="1" w:unhideWhenUsed="1"/>
+    <w:lsdException w:name="Table Subtle 1" w:semiHidden="1" w:unhideWhenUsed="1"/>
+    <w:lsdException w:name="Table Subtle 2" w:semiHidden="1" w:unhideWhenUsed="1"/>
+    <w:lsdException w:name="Table Web 1" w:semiHidden="1" w:unhideWhenUsed="1"/>
+    <w:lsdException w:name="Table Web 2" w:semiHidden="1" w:unhideWhenUsed="1"/>
+    <w:lsdException w:name="Table Web 3" w:semiHidden="1" w:unhideWhenUsed="1"/>
+    <w:lsdException w:name="Balloon Text" w:semiHidden="1" w:unhideWhenUsed="1"/>
+    <w:lsdException w:name="Table Grid" w:uiPriority="39"/>
+    <w:lsdException w:name="Table Theme" w:semiHidden="1" w:unhideWhenUsed="1"/>
+    <w:lsdException w:name="Placeholder Text" w:semiHidden="1"/>
+    <w:lsdException w:name="No Spacing" w:uiPriority="1" w:qFormat="1"/>
+    <w:lsdException w:name="Light Shading" w:uiPriority="60"/>
+    <w:lsdException w:name="Light List" w:uiPriority="61"/>
+    <w:lsdException w:name="Light Grid" w:uiPriority="62"/>
+    <w:lsdException w:name="Medium Shading 1" w:uiPriority="63"/>
+    <w:lsdException w:name="Medium Shading 2" w:uiPriority="64"/>
+    <w:lsdException w:name="Medium List 1" w:uiPriority="65"/>
+    <w:lsdException w:name="Medium List 2" w:uiPriority="66"/>
+    <w:lsdException w:name="Medium Grid 1" w:uiPriority="67"/>
+    <w:lsdException w:name="Medium Grid 2" w:uiPriority="68"/>
+    <w:lsdException w:name="Medium Grid 3" w:uiPriority="69"/>
+    <w:lsdException w:name="Dark List" w:uiPriority="70"/>
+    <w:lsdException w:name="Colorful Shading" w:uiPriority="71"/>
+    <w:lsdException w:name="Colorful List" w:uiPriority="72"/>
+    <w:lsdException w:name="Colorful Grid" w:uiPriority="73"/>
+    <w:lsdException w:name="Light Shading Accent 1" w:uiPriority="60"/>
+    <w:lsdException w:name="Light List Accent 1" w:uiPriority="61"/>
+    <w:lsdException w:name="Light Grid Accent 1" w:uiPriority="62"/>
+    <w:lsdException w:name="Medium Shading 1 Accent 1" w:uiPriority="63"/>
+    <w:lsdException w:name="Medium Shading 2 Accent 1" w:uiPriority="64"/>
+    <w:lsdException w:name="Medium List 1 Accent 1" w:uiPriority="65"/>
+    <w:lsdException w:name="Revision" w:semiHidden="1"/>
+    <w:lsdException w:name="List Paragraph" w:uiPriority="34" w:qFormat="1"/>
+    <w:lsdException w:name="Quote" w:uiPriority="29" w:qFormat="1"/>
+    <w:lsdException w:name="Intense Quote" w:uiPriority="30" w:qFormat="1"/>
+    <w:lsdException w:name="Medium List 2 Accent 1" w:uiPriority="66"/>
+    <w:lsdException w:name="Medium Grid 1 Accent 1" w:uiPriority="67"/>
+    <w:lsdException w:name="Medium Grid 2 Accent 1" w:uiPriority="68"/>
+    <w:lsdException w:name="Medium Grid 3 Accent 1" w:uiPriority="69"/>
+    <w:lsdException w:name="Dark List Accent 1" w:uiPriority="70"/>
+    <w:lsdException w:name="Colorful Shading Accent 1" w:uiPriority="71"/>
+    <w:lsdException w:name="Colorful List Accent 1" w:uiPriority="72"/>
+    <w:lsdException w:name="Colorful Grid Accent 1" w:uiPriority="73"/>
+    <w:lsdException w:name="Light Shading Accent 2" w:uiPriority="60"/>
+    <w:lsdException w:name="Light List Accent 2" w:uiPriority="61"/>
+    <w:lsdException w:name="Light Grid Accent 2" w:uiPriority="62"/>
+    <w:lsdException w:name="Medium Shading 1 Accent 2" w:uiPriority="63"/>
+    <w:lsdException w:name="Medium Shading 2 Accent 2" w:uiPriority="64"/>
+    <w:lsdException w:name="Medium List 1 Accent 2" w:uiPriority="65"/>
+    <w:lsdException w:name="Medium List 2 Accent 2" w:uiPriority="66"/>
+    <w:lsdException w:name="Medium Grid 1 Accent 2" w:uiPriority="67"/>
+    <w:lsdException w:name="Medium Grid 2 Accent 2" w:uiPriority="68"/>
+    <w:lsdException w:name="Medium Grid 3 Accent 2" w:uiPriority="69"/>
+    <w:lsdException w:name="Dark List Accent 2" w:uiPriority="70"/>
+    <w:lsdException w:name="Colorful Shading Accent 2" w:uiPriority="71"/>
+    <w:lsdException w:name="Colorful List Accent 2" w:uiPriority="72"/>
+    <w:lsdException w:name="Colorful Grid Accent 2" w:uiPriority="73"/>
+    <w:lsdException w:name="Light Shading Accent 3" w:uiPriority="60"/>
+    <w:lsdException w:name="Light List Accent 3" w:uiPriority="61"/>
+    <w:lsdException w:name="Light Grid Accent 3" w:uiPriority="62"/>
+    <w:lsdException w:name="Medium Shading 1 Accent 3" w:uiPriority="63"/>
+    <w:lsdException w:name="Medium Shading 2 Accent 3" w:uiPriority="64"/>
+    <w:lsdException w:name="Medium List 1 Accent 3" w:uiPriority="65"/>
+    <w:lsdException w:name="Medium List 2 Accent 3" w:uiPriority="66"/>
+    <w:lsdException w:name="Medium Grid 1 Accent 3" w:uiPriority="67"/>
+    <w:lsdException w:name="Medium Grid 2 Accent 3" w:uiPriority="68"/>
+    <w:lsdException w:name="Medium Grid 3 Accent 3" w:uiPriority="69"/>
+    <w:lsdException w:name="Dark List Accent 3" w:uiPriority="70"/>
+    <w:lsdException w:name="Colorful Shading Accent 3" w:uiPriority="71"/>
+    <w:lsdException w:name="Colorful List Accent 3" w:uiPriority="72"/>
+    <w:lsdException w:name="Colorful Grid Accent 3" w:uiPriority="73"/>
+    <w:lsdException w:name="Light Shading Accent 4" w:uiPriority="60"/>
+    <w:lsdException w:name="Light List Accent 4" w:uiPriority="61"/>
+    <w:lsdException w:name="Light Grid Accent 4" w:uiPriority="62"/>
+    <w:lsdException w:name="Medium Shading 1 Accent 4" w:uiPriority="63"/>
+    <w:lsdException w:name="Medium Shading 2 Accent 4" w:uiPriority="64"/>
+    <w:lsdException w:name="Medium List 1 Accent 4" w:uiPriority="65"/>
+    <w:lsdException w:name="Medium List 2 Accent 4" w:uiPriority="66"/>
+    <w:lsdException w:name="Medium Grid 1 Accent 4" w:uiPriority="67"/>
+    <w:lsdException w:name="Medium Grid 2 Accent 4" w:uiPriority="68"/>
+    <w:lsdException w:name="Medium Grid 3 Accent 4" w:uiPriority="69"/>
+    <w:lsdException w:name="Dark List Accent 4" w:uiPriority="70"/>
+    <w:lsdException w:name="Colorful Shading Accent 4" w:uiPriority="71"/>
+    <w:lsdException w:name="Colorful List Accent 4" w:uiPriority="72"/>
+    <w:lsdException w:name="Colorful Grid Accent 4" w:uiPriority="73"/>
+    <w:lsdException w:name="Light Shading Accent 5" w:uiPriority="60"/>
+    <w:lsdException w:name="Light List Accent 5" w:uiPriority="61"/>
+    <w:lsdException w:name="Light Grid Accent 5" w:uiPriority="62"/>
+    <w:lsdException w:name="Medium Shading 1 Accent 5" w:uiPriority="63"/>
+    <w:lsdException w:name="Medium Shading 2 Accent 5" w:uiPriority="64"/>
+    <w:lsdException w:name="Medium List 1 Accent 5" w:uiPriority="65"/>
+    <w:lsdException w:name="Medium List 2 Accent 5" w:uiPriority="66"/>
+    <w:lsdException w:name="Medium Grid 1 Accent 5" w:uiPriority="67"/>
+    <w:lsdException w:name="Medium Grid 2 Accent 5" w:uiPriority="68"/>
+    <w:lsdException w:name="Medium Grid 3 Accent 5" w:uiPriority="69"/>
+    <w:lsdException w:name="Dark List Accent 5" w:uiPriority="70"/>
+    <w:lsdException w:name="Colorful Shading Accent 5" w:uiPriority="71"/>
+    <w:lsdException w:name="Colorful List Accent 5" w:uiPriority="72"/>
+    <w:lsdException w:name="Colorful Grid Accent 5" w:uiPriority="73"/>
+    <w:lsdException w:name="Light Shading Accent 6" w:uiPriority="60"/>
+    <w:lsdException w:name="Light List Accent 6" w:uiPriority="61"/>
+    <w:lsdException w:name="Light Grid Accent 6" w:uiPriority="62"/>
+    <w:lsdException w:name="Medium Shading 1 Accent 6" w:uiPriority="63"/>
+    <w:lsdException w:name="Medium Shading 2 Accent 6" w:uiPriority="64"/>
+    <w:lsdException w:name="Medium List 1 Accent 6" w:uiPriority="65"/>
+    <w:lsdException w:name="Medium List 2 Accent 6" w:uiPriority="66"/>
+    <w:lsdException w:name="Medium Grid 1 Accent 6" w:uiPriority="67"/>
+    <w:lsdException w:name="Medium Grid 2 Accent 6" w:uiPriority="68"/>
+    <w:lsdException w:name="Medium Grid 3 Accent 6" w:uiPriority="69"/>
+    <w:lsdException w:name="Dark List Accent 6" w:uiPriority="70"/>
+    <w:lsdException w:name="Colorful Shading Accent 6" w:uiPriority="71"/>
+    <w:lsdException w:name="Colorful List Accent 6" w:uiPriority="72"/>
+    <w:lsdException w:name="Colorful Grid Accent 6" w:uiPriority="73"/>
+    <w:lsdException w:name="Subtle Emphasis" w:uiPriority="19" w:qFormat="1"/>
+    <w:lsdException w:name="Intense Emphasis" w:uiPriority="21" w:qFormat="1"/>
+    <w:lsdException w:name="Subtle Reference" w:uiPriority="31" w:qFormat="1"/>
+    <w:lsdException w:name="Intense Reference" w:uiPriority="32" w:qFormat="1"/>
+    <w:lsdException w:name="Book Title" w:uiPriority="33" w:qFormat="1"/>
+    <w:lsdException w:name="Bibliography" w:semiHidden="1" w:uiPriority="37" w:unhideWhenUsed="1"/>
+    <w:lsdException w:name="TOC Heading" w:semiHidden="1" w:uiPriority="39" w:unhideWhenUsed="1" w:qFormat="1"/>
+    <w:lsdException w:name="Plain Table 1" w:uiPriority="41"/>
+    <w:lsdException w:name="Plain Table 2" w:uiPriority="42"/>
+    <w:lsdException w:name="Plain Table 3" w:uiPriority="43"/>
+    <w:lsdException w:name="Plain Table 4" w:uiPriority="44"/>
+    <w:lsdException w:name="Plain Table 5" w:uiPriority="45"/>
+    <w:lsdException w:name="Grid Table Light" w:uiPriority="40"/>
+    <w:lsdException w:name="Grid Table 1 Light" w:uiPriority="46"/>
+    <w:lsdException w:name="Grid Table 2" w:uiPriority="47"/>
+    <w:lsdException w:name="Grid Table 3" w:uiPriority="48"/>
+    <w:lsdException w:name="Grid Table 4" w:uiPriority="49"/>
+    <w:lsdException w:name="Grid Table 5 Dark" w:uiPriority="50"/>
+    <w:lsdException w:name="Grid Table 6 Colorful" w:uiPriority="51"/>
+    <w:lsdException w:name="Grid Table 7 Colorful" w:uiPriority="52"/>
+    <w:lsdException w:name="Grid Table 1 Light Accent 1" w:uiPriority="46"/>
+    <w:lsdException w:name="Grid Table 2 Accent 1" w:uiPriority="47"/>
+    <w:lsdException w:name="Grid Table 3 Accent 1" w:uiPriority="48"/>
+    <w:lsdException w:name="Grid Table 4 Accent 1" w:uiPriority="49"/>
+    <w:lsdException w:name="Grid Table 5 Dark Accent 1" w:uiPriority="50"/>
+    <w:lsdException w:name="Grid Table 6 Colorful Accent 1" w:uiPriority="51"/>
+    <w:lsdException w:name="Grid Table 7 Colorful Accent 1" w:uiPriority="52"/>
+    <w:lsdException w:name="Grid Table 1 Light Accent 2" w:uiPriority="46"/>
+    <w:lsdException w:name="Grid Table 2 Accent 2" w:uiPriority="47"/>
+    <w:lsdException w:name="Grid Table 3 Accent 2" w:uiPriority="48"/>
+    <w:lsdException w:name="Grid Table 4 Accent 2" w:uiPriority="49"/>
+    <w:lsdException w:name="Grid Table 5 Dark Accent 2" w:uiPriority="50"/>
+    <w:lsdException w:name="Grid Table 6 Colorful Accent 2" w:uiPriority="51"/>
+    <w:lsdException w:name="Grid Table 7 Colorful Accent 2" w:uiPriority="52"/>
+    <w:lsdException w:name="Grid Table 1 Light Accent 3" w:uiPriority="46"/>
+    <w:lsdException w:name="Grid Table 2 Accent 3" w:uiPriority="47"/>
+    <w:lsdException w:name="Grid Table 3 Accent 3" w:uiPriority="48"/>
+    <w:lsdException w:name="Grid Table 4 Accent 3" w:uiPriority="49"/>
+    <w:lsdException w:name="Grid Table 5 Dark Accent 3" w:uiPriority="50"/>
+    <w:lsdException w:name="Grid Table 6 Colorful Accent 3" w:uiPriority="51"/>
+    <w:lsdException w:name="Grid Table 7 Colorful Accent 3" w:uiPriority="52"/>
+    <w:lsdException w:name="Grid Table 1 Light Accent 4" w:uiPriority="46"/>
+    <w:lsdException w:name="Grid Table 2 Accent 4" w:uiPriority="47"/>
+    <w:lsdException w:name="Grid Table 3 Accent 4" w:uiPriority="48"/>
+    <w:lsdException w:name="Grid Table 4 Accent 4" w:uiPriority="49"/>
+    <w:lsdException w:name="Grid Table 5 Dark Accent 4" w:uiPriority="50"/>
+    <w:lsdException w:name="Grid Table 6 Colorful Accent 4" w:uiPriority="51"/>
+    <w:lsdException w:name="Grid Table 7 Colorful Accent 4" w:uiPriority="52"/>
+    <w:lsdException w:name="Grid Table 1 Light Accent 5" w:uiPriority="46"/>
+    <w:lsdException w:name="Grid Table 2 Accent 5" w:uiPriority="47"/>
+    <w:lsdException w:name="Grid Table 3 Accent 5" w:uiPriority="48"/>
+    <w:lsdException w:name="Grid Table 4 Accent 5" w:uiPriority="49"/>
+    <w:lsdException w:name="Grid Table 5 Dark Accent 5" w:uiPriority="50"/>
+    <w:lsdException w:name="Grid Table 6 Colorful Accent 5" w:uiPriority="51"/>
+    <w:lsdException w:name="Grid Table 7 Colorful Accent 5" w:uiPriority="52"/>
+    <w:lsdException w:name="Grid Table 1 Light Accent 6" w:uiPriority="46"/>
+    <w:lsdException w:name="Grid Table 2 Accent 6" w:uiPriority="47"/>
+    <w:lsdException w:name="Grid Table 3 Accent 6" w:uiPriority="48"/>
+    <w:lsdException w:name="Grid Table 4 Accent 6" w:uiPriority="49"/>
+    <w:lsdException w:name="Grid Table 5 Dark Accent 6" w:uiPriority="50"/>
+    <w:lsdException w:name="Grid Table 6 Colorful Accent 6" w:uiPriority="51"/>
+    <w:lsdException w:name="Grid Table 7 Colorful Accent 6" w:uiPriority="52"/>
+    <w:lsdException w:name="List Table 1 Light" w:uiPriority="46"/>
+    <w:lsdException w:name="List Table 2" w:uiPriority="47"/>
+    <w:lsdException w:name="List Table 3" w:uiPriority="48"/>
+    <w:lsdException w:name="List Table 4" w:uiPriority="49"/>
+    <w:lsdException w:name="List Table 5 Dark" w:uiPriority="50"/>
+    <w:lsdException w:name="List Table 6 Colorful" w:uiPriority="51"/>
+    <w:lsdException w:name="List Table 7 Colorful" w:uiPriority="52"/>
+    <w:lsdException w:name="List Table 1 Light Accent 1" w:uiPriority="46"/>
+    <w:lsdException w:name="List Table 2 Accent 1" w:uiPriority="47"/>
+    <w:lsdException w:name="List Table 3 Accent 1" w:uiPriority="48"/>
+    <w:lsdException w:name="List Table 4 Accent 1" w:uiPriority="49"/>
+    <w:lsdException w:name="List Table 5 Dark Accent 1" w:uiPriority="50"/>
+    <w:lsdException w:name="List Table 6 Colorful Accent 1" w:uiPriority="51"/>
+    <w:lsdException w:name="List Table 7 Colorful Accent 1" w:uiPriority="52"/>
+    <w:lsdException w:name="List Table 1 Light Accent 2" w:uiPriority="46"/>
+    <w:lsdException w:name="List Table 2 Accent 2" w:uiPriority="47"/>
+    <w:lsdException w:name="List Table 3 Accent 2" w:uiPriority="48"/>
+    <w:lsdException w:name="List Table 4 Accent 2" w:uiPriority="49"/>
+    <w:lsdException w:name="List Table 5 Dark Accent 2" w:uiPriority="50"/>
+    <w:lsdException w:name="List Table 6 Colorful Accent 2" w:uiPriority="51"/>
+    <w:lsdException w:name="List Table 7 Colorful Accent 2" w:uiPriority="52"/>
+    <w:lsdException w:name="List Table 1 Light Accent 3" w:uiPriority="46"/>
+    <w:lsdException w:name="List Table 2 Accent 3" w:uiPriority="47"/>
+    <w:lsdException w:name="List Table 3 Accent 3" w:uiPriority="48"/>
+    <w:lsdException w:name="List Table 4 Accent 3" w:uiPriority="49"/>
+    <w:lsdException w:name="List Table 5 Dark Accent 3" w:uiPriority="50"/>
+    <w:lsdException w:name="List Table 6 Colorful Accent 3" w:uiPriority="51"/>
+    <w:lsdException w:name="List Table 7 Colorful Accent 3" w:uiPriority="52"/>
+    <w:lsdException w:name="List Table 1 Light Accent 4" w:uiPriority="46"/>
+    <w:lsdException w:name="List Table 2 Accent 4" w:uiPriority="47"/>
+    <w:lsdException w:name="List Table 3 Accent 4" w:uiPriority="48"/>
+    <w:lsdException w:name="List Table 4 Accent 4" w:uiPriority="49"/>
+    <w:lsdException w:name="List Table 5 Dark Accent 4" w:uiPriority="50"/>
+    <w:lsdException w:name="List Table 6 Colorful Accent 4" w:uiPriority="51"/>
+    <w:lsdException w:name="List Table 7 Colorful Accent 4" w:uiPriority="52"/>
+    <w:lsdException w:name="List Table 1 Light Accent 5" w:uiPriority="46"/>
+    <w:lsdException w:name="List Table 2 Accent 5" w:uiPriority="47"/>
+    <w:lsdException w:name="List Table 3 Accent 5" w:uiPriority="48"/>
+    <w:lsdException w:name="List Table 4 Accent 5" w:uiPriority="49"/>
+    <w:lsdException w:name="List Table 5 Dark Accent 5" w:uiPriority="50"/>
+    <w:lsdException w:name="List Table 6 Colorful Accent 5" w:uiPriority="51"/>
+    <w:lsdException w:name="List Table 7 Colorful Accent 5" w:uiPriority="52"/>
+    <w:lsdException w:name="List Table 1 Light Accent 6" w:uiPriority="46"/>
+    <w:lsdException w:name="List Table 2 Accent 6" w:uiPriority="47"/>
+    <w:lsdException w:name="List Table 3 Accent 6" w:uiPriority="48"/>
+    <w:lsdException w:name="List Table 4 Accent 6" w:uiPriority="49"/>
+    <w:lsdException w:name="List Table 5 Dark Accent 6" w:uiPriority="50"/>
+    <w:lsdException w:name="List Table 6 Colorful Accent 6" w:uiPriority="51"/>
+    <w:lsdException w:name="List Table 7 Colorful Accent 6" w:uiPriority="52"/>
+    <w:lsdException w:name="Mention" w:semiHidden="1" w:unhideWhenUsed="1"/>
+    <w:lsdException w:name="Smart Hyperlink" w:semiHidden="1" w:unhideWhenUsed="1"/>
+    <w:lsdException w:name="Hashtag" w:semiHidden="1" w:unhideWhenUsed="1"/>
+    <w:lsdException w:name="Unresolved Mention" w:semiHidden="1" w:unhideWhenUsed="1"/>
+    <w:lsdException w:name="Smart Link" w:semiHidden="1" w:unhideWhenUsed="1"/>
+  </w:latentStyles>
+  <w:style w:type="paragraph" w:default="1" w:styleId="Normal">
+    <w:name w:val="Normal"/>
+    <w:qFormat/>
+    <w:rPr>
+      <w:rFonts w:ascii="Arial MT" w:eastAsia="Arial MT" w:hAnsi="Arial MT" w:cs="Arial MT"/>
+    </w:rPr>
+  </w:style>
+  <w:style w:type="character" w:default="1" w:styleId="DefaultParagraphFont">
     <w:name w:val="Default Paragraph Font"/>
     <w:uiPriority w:val="1"/>
     <w:semiHidden/>
     <w:unhideWhenUsed/>
   </w:style>
-  <w:style w:styleId="TableNormal" w:default="1" w:type="table">
-    <w:name w:val="Table Normal"/>
-    <w:uiPriority w:val="2"/>
+  <w:style w:type="table" w:default="1" w:styleId="TableNormal">
+    <w:name w:val="Normal Table"/>
+    <w:uiPriority w:val="99"/>
     <w:semiHidden/>
     <w:unhideWhenUsed/>
-    <w:qFormat/>
     <w:tblPr>
       <w:tblInd w:w="0" w:type="dxa"/>
       <w:tblCellMar>
         <w:top w:w="0" w:type="dxa"/>
-        <w:left w:w="0" w:type="dxa"/>
+        <w:left w:w="108" w:type="dxa"/>
         <w:bottom w:w="0" w:type="dxa"/>
-        <w:right w:w="0" w:type="dxa"/>
+        <w:right w:w="108" w:type="dxa"/>
       </w:tblCellMar>
     </w:tblPr>
   </w:style>
-  <w:style w:styleId="NoList" w:default="1" w:type="numbering">
+  <w:style w:type="numbering" w:default="1" w:styleId="NoList">
     <w:name w:val="No List"/>
     <w:uiPriority w:val="99"/>
     <w:semiHidden/>
     <w:unhideWhenUsed/>
   </w:style>
-  <w:style w:default="1" w:styleId="Normal" w:type="paragraph">
-    <w:name w:val="Normal"/>
-    <w:uiPriority w:val="1"/>
-    <w:qFormat/>
-    <w:pPr/>
-    <w:rPr>
-      <w:rFonts w:ascii="Arial MT" w:hAnsi="Arial MT" w:eastAsia="Arial MT" w:cs="Arial MT"/>
-      <w:lang w:val="en-US" w:eastAsia="en-US" w:bidi="ar-SA"/>
-    </w:rPr>
-  </w:style>
-  <w:style w:styleId="BodyText" w:type="paragraph">
+  <w:style w:type="paragraph" w:styleId="BodyText">
     <w:name w:val="Body Text"/>
     <w:basedOn w:val="Normal"/>
     <w:uiPriority w:val="1"/>
     <w:qFormat/>
-    <w:pPr/>
     <w:rPr>
-      <w:rFonts w:ascii="Arial" w:hAnsi="Arial" w:eastAsia="Arial" w:cs="Arial"/>
+      <w:rFonts w:ascii="Arial" w:eastAsia="Arial" w:hAnsi="Arial" w:cs="Arial"/>
       <w:b/>
       <w:bCs/>
       <w:sz w:val="24"/>
       <w:szCs w:val="24"/>
-      <w:lang w:val="en-US" w:eastAsia="en-US" w:bidi="ar-SA"/>
     </w:rPr>
   </w:style>
-  <w:style w:styleId="ListParagraph" w:type="paragraph">
+  <w:style w:type="paragraph" w:styleId="ListParagraph">
     <w:name w:val="List Paragraph"/>
     <w:basedOn w:val="Normal"/>
     <w:uiPriority w:val="1"/>
     <w:qFormat/>
-    <w:pPr/>
-    <w:rPr>
-      <w:lang w:val="en-US" w:eastAsia="en-US" w:bidi="ar-SA"/>
-    </w:rPr>
   </w:style>
-  <w:style w:styleId="TableParagraph" w:type="paragraph">
+  <w:style w:type="paragraph" w:customStyle="1" w:styleId="TableParagraph">
     <w:name w:val="Table Paragraph"/>
     <w:basedOn w:val="Normal"/>
     <w:uiPriority w:val="1"/>
     <w:qFormat/>
-    <w:pPr/>
-    <w:rPr>
-      <w:rFonts w:ascii="Arial MT" w:hAnsi="Arial MT" w:eastAsia="Arial MT" w:cs="Arial MT"/>
-      <w:lang w:val="en-US" w:eastAsia="en-US" w:bidi="ar-SA"/>
-    </w:rPr>
   </w:style>
 </w:styles>
 </file>
